--- a/MEMORIA PRACTICA 2.docx
+++ b/MEMORIA PRACTICA 2.docx
@@ -250,13 +250,23 @@
           <w:szCs w:val="24"/>
         </w:rPr>
       </w:pPr>
-      <w:r>
-        <w:rPr>
-          <w:rFonts w:ascii="Aptos" w:eastAsia="Aptos" w:hAnsi="Aptos" w:cs="Aptos"/>
-          <w:sz w:val="24"/>
-          <w:szCs w:val="24"/>
-        </w:rPr>
-        <w:t>Victor Benito Buendía</w:t>
+      <w:proofErr w:type="spellStart"/>
+      <w:r>
+        <w:rPr>
+          <w:rFonts w:ascii="Aptos" w:eastAsia="Aptos" w:hAnsi="Aptos" w:cs="Aptos"/>
+          <w:sz w:val="24"/>
+          <w:szCs w:val="24"/>
+        </w:rPr>
+        <w:t>Victor</w:t>
+      </w:r>
+      <w:proofErr w:type="spellEnd"/>
+      <w:r>
+        <w:rPr>
+          <w:rFonts w:ascii="Aptos" w:eastAsia="Aptos" w:hAnsi="Aptos" w:cs="Aptos"/>
+          <w:sz w:val="24"/>
+          <w:szCs w:val="24"/>
+        </w:rPr>
+        <w:t xml:space="preserve"> Benito Buendía</w:t>
       </w:r>
     </w:p>
     <w:p>
@@ -316,8 +326,21 @@
           <w:szCs w:val="26"/>
         </w:rPr>
         <w:lastRenderedPageBreak/>
-        <w:t>1. Descripción del dataset</w:t>
-      </w:r>
+        <w:t xml:space="preserve">1. Descripción del </w:t>
+      </w:r>
+      <w:proofErr w:type="spellStart"/>
+      <w:r>
+        <w:rPr>
+          <w:rFonts w:ascii="Aptos" w:eastAsia="Aptos" w:hAnsi="Aptos" w:cs="Aptos"/>
+          <w:b/>
+          <w:bCs/>
+          <w:color w:val="000000"/>
+          <w:sz w:val="26"/>
+          <w:szCs w:val="26"/>
+        </w:rPr>
+        <w:t>dataset</w:t>
+      </w:r>
+      <w:proofErr w:type="spellEnd"/>
     </w:p>
     <w:p>
       <w:pPr>
@@ -334,25 +357,105 @@
           <w:sz w:val="24"/>
           <w:szCs w:val="24"/>
         </w:rPr>
-        <w:t xml:space="preserve">El dataset utilizado es el </w:t>
-      </w:r>
-      <w:r>
-        <w:rPr>
-          <w:rFonts w:ascii="Aptos" w:eastAsia="Aptos" w:hAnsi="Aptos" w:cs="Aptos"/>
-          <w:b/>
-          <w:bCs/>
-          <w:sz w:val="24"/>
-          <w:szCs w:val="24"/>
-        </w:rPr>
-        <w:t>“Pima Indians Diabetes Database”</w:t>
-      </w:r>
-      <w:r>
-        <w:rPr>
-          <w:rFonts w:ascii="Aptos" w:eastAsia="Aptos" w:hAnsi="Aptos" w:cs="Aptos"/>
-          <w:sz w:val="24"/>
-          <w:szCs w:val="24"/>
-        </w:rPr>
-        <w:t>, disponible públicamente en Kaggle.</w:t>
+        <w:t xml:space="preserve">El </w:t>
+      </w:r>
+      <w:proofErr w:type="spellStart"/>
+      <w:r>
+        <w:rPr>
+          <w:rFonts w:ascii="Aptos" w:eastAsia="Aptos" w:hAnsi="Aptos" w:cs="Aptos"/>
+          <w:sz w:val="24"/>
+          <w:szCs w:val="24"/>
+        </w:rPr>
+        <w:t>dataset</w:t>
+      </w:r>
+      <w:proofErr w:type="spellEnd"/>
+      <w:r>
+        <w:rPr>
+          <w:rFonts w:ascii="Aptos" w:eastAsia="Aptos" w:hAnsi="Aptos" w:cs="Aptos"/>
+          <w:sz w:val="24"/>
+          <w:szCs w:val="24"/>
+        </w:rPr>
+        <w:t xml:space="preserve"> utilizado es el </w:t>
+      </w:r>
+      <w:r>
+        <w:rPr>
+          <w:rFonts w:ascii="Aptos" w:eastAsia="Aptos" w:hAnsi="Aptos" w:cs="Aptos"/>
+          <w:b/>
+          <w:bCs/>
+          <w:sz w:val="24"/>
+          <w:szCs w:val="24"/>
+        </w:rPr>
+        <w:t xml:space="preserve">“Pima </w:t>
+      </w:r>
+      <w:proofErr w:type="spellStart"/>
+      <w:r>
+        <w:rPr>
+          <w:rFonts w:ascii="Aptos" w:eastAsia="Aptos" w:hAnsi="Aptos" w:cs="Aptos"/>
+          <w:b/>
+          <w:bCs/>
+          <w:sz w:val="24"/>
+          <w:szCs w:val="24"/>
+        </w:rPr>
+        <w:t>Indians</w:t>
+      </w:r>
+      <w:proofErr w:type="spellEnd"/>
+      <w:r>
+        <w:rPr>
+          <w:rFonts w:ascii="Aptos" w:eastAsia="Aptos" w:hAnsi="Aptos" w:cs="Aptos"/>
+          <w:b/>
+          <w:bCs/>
+          <w:sz w:val="24"/>
+          <w:szCs w:val="24"/>
+        </w:rPr>
+        <w:t xml:space="preserve"> Diabetes </w:t>
+      </w:r>
+      <w:proofErr w:type="spellStart"/>
+      <w:r>
+        <w:rPr>
+          <w:rFonts w:ascii="Aptos" w:eastAsia="Aptos" w:hAnsi="Aptos" w:cs="Aptos"/>
+          <w:b/>
+          <w:bCs/>
+          <w:sz w:val="24"/>
+          <w:szCs w:val="24"/>
+        </w:rPr>
+        <w:t>Database</w:t>
+      </w:r>
+      <w:proofErr w:type="spellEnd"/>
+      <w:r>
+        <w:rPr>
+          <w:rFonts w:ascii="Aptos" w:eastAsia="Aptos" w:hAnsi="Aptos" w:cs="Aptos"/>
+          <w:b/>
+          <w:bCs/>
+          <w:sz w:val="24"/>
+          <w:szCs w:val="24"/>
+        </w:rPr>
+        <w:t>”</w:t>
+      </w:r>
+      <w:r>
+        <w:rPr>
+          <w:rFonts w:ascii="Aptos" w:eastAsia="Aptos" w:hAnsi="Aptos" w:cs="Aptos"/>
+          <w:sz w:val="24"/>
+          <w:szCs w:val="24"/>
+        </w:rPr>
+        <w:t xml:space="preserve">, disponible públicamente en </w:t>
+      </w:r>
+      <w:proofErr w:type="spellStart"/>
+      <w:r>
+        <w:rPr>
+          <w:rFonts w:ascii="Aptos" w:eastAsia="Aptos" w:hAnsi="Aptos" w:cs="Aptos"/>
+          <w:sz w:val="24"/>
+          <w:szCs w:val="24"/>
+        </w:rPr>
+        <w:t>Kaggle</w:t>
+      </w:r>
+      <w:proofErr w:type="spellEnd"/>
+      <w:r>
+        <w:rPr>
+          <w:rFonts w:ascii="Aptos" w:eastAsia="Aptos" w:hAnsi="Aptos" w:cs="Aptos"/>
+          <w:sz w:val="24"/>
+          <w:szCs w:val="24"/>
+        </w:rPr>
+        <w:t>.</w:t>
       </w:r>
     </w:p>
     <w:p>
@@ -372,7 +475,29 @@
           <w:sz w:val="24"/>
           <w:szCs w:val="24"/>
         </w:rPr>
-        <w:t>Enlace directo al dataset:</w:t>
+        <w:t xml:space="preserve">Enlace directo al </w:t>
+      </w:r>
+      <w:proofErr w:type="spellStart"/>
+      <w:r>
+        <w:rPr>
+          <w:rFonts w:ascii="Aptos" w:eastAsia="Aptos" w:hAnsi="Aptos" w:cs="Aptos"/>
+          <w:b/>
+          <w:bCs/>
+          <w:sz w:val="24"/>
+          <w:szCs w:val="24"/>
+        </w:rPr>
+        <w:t>dataset</w:t>
+      </w:r>
+      <w:proofErr w:type="spellEnd"/>
+      <w:r>
+        <w:rPr>
+          <w:rFonts w:ascii="Aptos" w:eastAsia="Aptos" w:hAnsi="Aptos" w:cs="Aptos"/>
+          <w:b/>
+          <w:bCs/>
+          <w:sz w:val="24"/>
+          <w:szCs w:val="24"/>
+        </w:rPr>
+        <w:t>:</w:t>
       </w:r>
     </w:p>
     <w:p>
@@ -465,7 +590,25 @@
           <w:sz w:val="24"/>
           <w:szCs w:val="24"/>
         </w:rPr>
-        <w:t xml:space="preserve">Este dataset contiene información diagnóstica de </w:t>
+        <w:t xml:space="preserve">Este </w:t>
+      </w:r>
+      <w:proofErr w:type="spellStart"/>
+      <w:r>
+        <w:rPr>
+          <w:rFonts w:ascii="Aptos" w:eastAsia="Aptos" w:hAnsi="Aptos" w:cs="Aptos"/>
+          <w:sz w:val="24"/>
+          <w:szCs w:val="24"/>
+        </w:rPr>
+        <w:t>dataset</w:t>
+      </w:r>
+      <w:proofErr w:type="spellEnd"/>
+      <w:r>
+        <w:rPr>
+          <w:rFonts w:ascii="Aptos" w:eastAsia="Aptos" w:hAnsi="Aptos" w:cs="Aptos"/>
+          <w:sz w:val="24"/>
+          <w:szCs w:val="24"/>
+        </w:rPr>
+        <w:t xml:space="preserve"> contiene información diagnóstica de </w:t>
       </w:r>
       <w:r>
         <w:rPr>
@@ -565,7 +708,29 @@
           <w:sz w:val="24"/>
           <w:szCs w:val="24"/>
         </w:rPr>
-        <w:t>Variables del dataset (9 variables):</w:t>
+        <w:t xml:space="preserve">Variables del </w:t>
+      </w:r>
+      <w:proofErr w:type="spellStart"/>
+      <w:r>
+        <w:rPr>
+          <w:rFonts w:ascii="Aptos" w:eastAsia="Aptos" w:hAnsi="Aptos" w:cs="Aptos"/>
+          <w:b/>
+          <w:bCs/>
+          <w:sz w:val="24"/>
+          <w:szCs w:val="24"/>
+        </w:rPr>
+        <w:t>dataset</w:t>
+      </w:r>
+      <w:proofErr w:type="spellEnd"/>
+      <w:r>
+        <w:rPr>
+          <w:rFonts w:ascii="Aptos" w:eastAsia="Aptos" w:hAnsi="Aptos" w:cs="Aptos"/>
+          <w:b/>
+          <w:bCs/>
+          <w:sz w:val="24"/>
+          <w:szCs w:val="24"/>
+        </w:rPr>
+        <w:t xml:space="preserve"> (9 variables):</w:t>
       </w:r>
     </w:p>
     <w:p>
@@ -589,15 +754,55 @@
           <w:sz w:val="24"/>
           <w:szCs w:val="24"/>
         </w:rPr>
-        <w:t>Variable objetivo (target):</w:t>
-      </w:r>
-      <w:r>
-        <w:rPr>
-          <w:rFonts w:ascii="Aptos" w:eastAsia="Aptos" w:hAnsi="Aptos" w:cs="Aptos"/>
-          <w:sz w:val="24"/>
-          <w:szCs w:val="24"/>
-        </w:rPr>
-        <w:t xml:space="preserve"> Outcome (0 = No tiene diabetes, 1 = Tiene diabetes) – Binaria</w:t>
+        <w:t>Variable objetivo (</w:t>
+      </w:r>
+      <w:proofErr w:type="gramStart"/>
+      <w:r>
+        <w:rPr>
+          <w:rFonts w:ascii="Aptos" w:eastAsia="Aptos" w:hAnsi="Aptos" w:cs="Aptos"/>
+          <w:b/>
+          <w:bCs/>
+          <w:sz w:val="24"/>
+          <w:szCs w:val="24"/>
+        </w:rPr>
+        <w:t>target</w:t>
+      </w:r>
+      <w:proofErr w:type="gramEnd"/>
+      <w:r>
+        <w:rPr>
+          <w:rFonts w:ascii="Aptos" w:eastAsia="Aptos" w:hAnsi="Aptos" w:cs="Aptos"/>
+          <w:b/>
+          <w:bCs/>
+          <w:sz w:val="24"/>
+          <w:szCs w:val="24"/>
+        </w:rPr>
+        <w:t>):</w:t>
+      </w:r>
+      <w:r>
+        <w:rPr>
+          <w:rFonts w:ascii="Aptos" w:eastAsia="Aptos" w:hAnsi="Aptos" w:cs="Aptos"/>
+          <w:sz w:val="24"/>
+          <w:szCs w:val="24"/>
+        </w:rPr>
+        <w:t xml:space="preserve"> </w:t>
+      </w:r>
+      <w:proofErr w:type="spellStart"/>
+      <w:r>
+        <w:rPr>
+          <w:rFonts w:ascii="Aptos" w:eastAsia="Aptos" w:hAnsi="Aptos" w:cs="Aptos"/>
+          <w:sz w:val="24"/>
+          <w:szCs w:val="24"/>
+        </w:rPr>
+        <w:t>Outcome</w:t>
+      </w:r>
+      <w:proofErr w:type="spellEnd"/>
+      <w:r>
+        <w:rPr>
+          <w:rFonts w:ascii="Aptos" w:eastAsia="Aptos" w:hAnsi="Aptos" w:cs="Aptos"/>
+          <w:sz w:val="24"/>
+          <w:szCs w:val="24"/>
+        </w:rPr>
+        <w:t xml:space="preserve"> (0 = No tiene diabetes, 1 = Tiene diabetes) – Binaria</w:t>
       </w:r>
     </w:p>
     <w:p>
@@ -635,13 +840,23 @@
           <w:szCs w:val="24"/>
         </w:rPr>
       </w:pPr>
-      <w:r>
-        <w:rPr>
-          <w:rFonts w:ascii="Aptos" w:eastAsia="Aptos" w:hAnsi="Aptos" w:cs="Aptos"/>
-          <w:sz w:val="24"/>
-          <w:szCs w:val="24"/>
-        </w:rPr>
-        <w:t>Pregnancies (Número de embarazos)</w:t>
+      <w:proofErr w:type="spellStart"/>
+      <w:r>
+        <w:rPr>
+          <w:rFonts w:ascii="Aptos" w:eastAsia="Aptos" w:hAnsi="Aptos" w:cs="Aptos"/>
+          <w:sz w:val="24"/>
+          <w:szCs w:val="24"/>
+        </w:rPr>
+        <w:t>Pregnancies</w:t>
+      </w:r>
+      <w:proofErr w:type="spellEnd"/>
+      <w:r>
+        <w:rPr>
+          <w:rFonts w:ascii="Aptos" w:eastAsia="Aptos" w:hAnsi="Aptos" w:cs="Aptos"/>
+          <w:sz w:val="24"/>
+          <w:szCs w:val="24"/>
+        </w:rPr>
+        <w:t xml:space="preserve"> (Número de embarazos)</w:t>
       </w:r>
     </w:p>
     <w:p>
@@ -657,13 +872,23 @@
           <w:szCs w:val="24"/>
         </w:rPr>
       </w:pPr>
-      <w:r>
-        <w:rPr>
-          <w:rFonts w:ascii="Aptos" w:eastAsia="Aptos" w:hAnsi="Aptos" w:cs="Aptos"/>
-          <w:sz w:val="24"/>
-          <w:szCs w:val="24"/>
-        </w:rPr>
-        <w:t>Glucose (Nivel de glucosa en plasma)</w:t>
+      <w:proofErr w:type="spellStart"/>
+      <w:r>
+        <w:rPr>
+          <w:rFonts w:ascii="Aptos" w:eastAsia="Aptos" w:hAnsi="Aptos" w:cs="Aptos"/>
+          <w:sz w:val="24"/>
+          <w:szCs w:val="24"/>
+        </w:rPr>
+        <w:t>Glucose</w:t>
+      </w:r>
+      <w:proofErr w:type="spellEnd"/>
+      <w:r>
+        <w:rPr>
+          <w:rFonts w:ascii="Aptos" w:eastAsia="Aptos" w:hAnsi="Aptos" w:cs="Aptos"/>
+          <w:sz w:val="24"/>
+          <w:szCs w:val="24"/>
+        </w:rPr>
+        <w:t xml:space="preserve"> (Nivel de glucosa en plasma)</w:t>
       </w:r>
     </w:p>
     <w:p>
@@ -679,13 +904,23 @@
           <w:szCs w:val="24"/>
         </w:rPr>
       </w:pPr>
-      <w:r>
-        <w:rPr>
-          <w:rFonts w:ascii="Aptos" w:eastAsia="Aptos" w:hAnsi="Aptos" w:cs="Aptos"/>
-          <w:sz w:val="24"/>
-          <w:szCs w:val="24"/>
-        </w:rPr>
-        <w:t>BloodPressure (Presión arterial diastólica)</w:t>
+      <w:proofErr w:type="spellStart"/>
+      <w:r>
+        <w:rPr>
+          <w:rFonts w:ascii="Aptos" w:eastAsia="Aptos" w:hAnsi="Aptos" w:cs="Aptos"/>
+          <w:sz w:val="24"/>
+          <w:szCs w:val="24"/>
+        </w:rPr>
+        <w:t>BloodPressure</w:t>
+      </w:r>
+      <w:proofErr w:type="spellEnd"/>
+      <w:r>
+        <w:rPr>
+          <w:rFonts w:ascii="Aptos" w:eastAsia="Aptos" w:hAnsi="Aptos" w:cs="Aptos"/>
+          <w:sz w:val="24"/>
+          <w:szCs w:val="24"/>
+        </w:rPr>
+        <w:t xml:space="preserve"> (Presión arterial diastólica)</w:t>
       </w:r>
     </w:p>
     <w:p>
@@ -701,13 +936,23 @@
           <w:szCs w:val="24"/>
         </w:rPr>
       </w:pPr>
-      <w:r>
-        <w:rPr>
-          <w:rFonts w:ascii="Aptos" w:eastAsia="Aptos" w:hAnsi="Aptos" w:cs="Aptos"/>
-          <w:sz w:val="24"/>
-          <w:szCs w:val="24"/>
-        </w:rPr>
-        <w:t>SkinThickness (Grosor del pliegue cutáneo)</w:t>
+      <w:proofErr w:type="spellStart"/>
+      <w:r>
+        <w:rPr>
+          <w:rFonts w:ascii="Aptos" w:eastAsia="Aptos" w:hAnsi="Aptos" w:cs="Aptos"/>
+          <w:sz w:val="24"/>
+          <w:szCs w:val="24"/>
+        </w:rPr>
+        <w:t>SkinThickness</w:t>
+      </w:r>
+      <w:proofErr w:type="spellEnd"/>
+      <w:r>
+        <w:rPr>
+          <w:rFonts w:ascii="Aptos" w:eastAsia="Aptos" w:hAnsi="Aptos" w:cs="Aptos"/>
+          <w:sz w:val="24"/>
+          <w:szCs w:val="24"/>
+        </w:rPr>
+        <w:t xml:space="preserve"> (Grosor del pliegue cutáneo)</w:t>
       </w:r>
     </w:p>
     <w:p>
@@ -723,13 +968,23 @@
           <w:szCs w:val="24"/>
         </w:rPr>
       </w:pPr>
-      <w:r>
-        <w:rPr>
-          <w:rFonts w:ascii="Aptos" w:eastAsia="Aptos" w:hAnsi="Aptos" w:cs="Aptos"/>
-          <w:sz w:val="24"/>
-          <w:szCs w:val="24"/>
-        </w:rPr>
-        <w:t>Insulin (Nivel de insulina en suero)</w:t>
+      <w:proofErr w:type="spellStart"/>
+      <w:r>
+        <w:rPr>
+          <w:rFonts w:ascii="Aptos" w:eastAsia="Aptos" w:hAnsi="Aptos" w:cs="Aptos"/>
+          <w:sz w:val="24"/>
+          <w:szCs w:val="24"/>
+        </w:rPr>
+        <w:t>Insulin</w:t>
+      </w:r>
+      <w:proofErr w:type="spellEnd"/>
+      <w:r>
+        <w:rPr>
+          <w:rFonts w:ascii="Aptos" w:eastAsia="Aptos" w:hAnsi="Aptos" w:cs="Aptos"/>
+          <w:sz w:val="24"/>
+          <w:szCs w:val="24"/>
+        </w:rPr>
+        <w:t xml:space="preserve"> (Nivel de insulina en suero)</w:t>
       </w:r>
     </w:p>
     <w:p>
@@ -767,13 +1022,23 @@
           <w:szCs w:val="24"/>
         </w:rPr>
       </w:pPr>
-      <w:r>
-        <w:rPr>
-          <w:rFonts w:ascii="Aptos" w:eastAsia="Aptos" w:hAnsi="Aptos" w:cs="Aptos"/>
-          <w:sz w:val="24"/>
-          <w:szCs w:val="24"/>
-        </w:rPr>
-        <w:t>DiabetesPedigreeFunction (Función de pedigrí de diabetes)</w:t>
+      <w:proofErr w:type="spellStart"/>
+      <w:r>
+        <w:rPr>
+          <w:rFonts w:ascii="Aptos" w:eastAsia="Aptos" w:hAnsi="Aptos" w:cs="Aptos"/>
+          <w:sz w:val="24"/>
+          <w:szCs w:val="24"/>
+        </w:rPr>
+        <w:t>DiabetesPedigreeFunction</w:t>
+      </w:r>
+      <w:proofErr w:type="spellEnd"/>
+      <w:r>
+        <w:rPr>
+          <w:rFonts w:ascii="Aptos" w:eastAsia="Aptos" w:hAnsi="Aptos" w:cs="Aptos"/>
+          <w:sz w:val="24"/>
+          <w:szCs w:val="24"/>
+        </w:rPr>
+        <w:t xml:space="preserve"> (Función de pedigrí de diabetes)</w:t>
       </w:r>
     </w:p>
     <w:p>
@@ -894,7 +1159,43 @@
           <w:sz w:val="24"/>
           <w:szCs w:val="24"/>
         </w:rPr>
-        <w:t>Se utilizó principalmente el dataset original descargado de Kaggle. Para enriquecer el análisis y cumplir mejor con los requisitos de la práctica, se realizaron las siguientes acciones de integración y creación de variables:</w:t>
+        <w:t xml:space="preserve">Se utilizó principalmente el </w:t>
+      </w:r>
+      <w:proofErr w:type="spellStart"/>
+      <w:r>
+        <w:rPr>
+          <w:rFonts w:ascii="Aptos" w:eastAsia="Aptos" w:hAnsi="Aptos" w:cs="Aptos"/>
+          <w:sz w:val="24"/>
+          <w:szCs w:val="24"/>
+        </w:rPr>
+        <w:t>dataset</w:t>
+      </w:r>
+      <w:proofErr w:type="spellEnd"/>
+      <w:r>
+        <w:rPr>
+          <w:rFonts w:ascii="Aptos" w:eastAsia="Aptos" w:hAnsi="Aptos" w:cs="Aptos"/>
+          <w:sz w:val="24"/>
+          <w:szCs w:val="24"/>
+        </w:rPr>
+        <w:t xml:space="preserve"> original descargado de </w:t>
+      </w:r>
+      <w:proofErr w:type="spellStart"/>
+      <w:r>
+        <w:rPr>
+          <w:rFonts w:ascii="Aptos" w:eastAsia="Aptos" w:hAnsi="Aptos" w:cs="Aptos"/>
+          <w:sz w:val="24"/>
+          <w:szCs w:val="24"/>
+        </w:rPr>
+        <w:t>Kaggle</w:t>
+      </w:r>
+      <w:proofErr w:type="spellEnd"/>
+      <w:r>
+        <w:rPr>
+          <w:rFonts w:ascii="Aptos" w:eastAsia="Aptos" w:hAnsi="Aptos" w:cs="Aptos"/>
+          <w:sz w:val="24"/>
+          <w:szCs w:val="24"/>
+        </w:rPr>
+        <w:t>. Para enriquecer el análisis y cumplir mejor con los requisitos de la práctica, se realizaron las siguientes acciones de integración y creación de variables:</w:t>
       </w:r>
     </w:p>
     <w:p>
@@ -916,7 +1217,61 @@
           <w:sz w:val="24"/>
           <w:szCs w:val="24"/>
         </w:rPr>
-        <w:t>Creación de variables categóricas derivadas: AgeGroup, BMICategory, GlucoseCategory.</w:t>
+        <w:t xml:space="preserve">Creación de variables categóricas derivadas: </w:t>
+      </w:r>
+      <w:proofErr w:type="spellStart"/>
+      <w:r>
+        <w:rPr>
+          <w:rFonts w:ascii="Aptos" w:eastAsia="Aptos" w:hAnsi="Aptos" w:cs="Aptos"/>
+          <w:sz w:val="24"/>
+          <w:szCs w:val="24"/>
+        </w:rPr>
+        <w:t>AgeGroup</w:t>
+      </w:r>
+      <w:proofErr w:type="spellEnd"/>
+      <w:r>
+        <w:rPr>
+          <w:rFonts w:ascii="Aptos" w:eastAsia="Aptos" w:hAnsi="Aptos" w:cs="Aptos"/>
+          <w:sz w:val="24"/>
+          <w:szCs w:val="24"/>
+        </w:rPr>
+        <w:t xml:space="preserve">, </w:t>
+      </w:r>
+      <w:proofErr w:type="spellStart"/>
+      <w:r>
+        <w:rPr>
+          <w:rFonts w:ascii="Aptos" w:eastAsia="Aptos" w:hAnsi="Aptos" w:cs="Aptos"/>
+          <w:sz w:val="24"/>
+          <w:szCs w:val="24"/>
+        </w:rPr>
+        <w:t>BMICategory</w:t>
+      </w:r>
+      <w:proofErr w:type="spellEnd"/>
+      <w:r>
+        <w:rPr>
+          <w:rFonts w:ascii="Aptos" w:eastAsia="Aptos" w:hAnsi="Aptos" w:cs="Aptos"/>
+          <w:sz w:val="24"/>
+          <w:szCs w:val="24"/>
+        </w:rPr>
+        <w:t xml:space="preserve">, </w:t>
+      </w:r>
+      <w:proofErr w:type="spellStart"/>
+      <w:r>
+        <w:rPr>
+          <w:rFonts w:ascii="Aptos" w:eastAsia="Aptos" w:hAnsi="Aptos" w:cs="Aptos"/>
+          <w:sz w:val="24"/>
+          <w:szCs w:val="24"/>
+        </w:rPr>
+        <w:t>GlucoseCategory</w:t>
+      </w:r>
+      <w:proofErr w:type="spellEnd"/>
+      <w:r>
+        <w:rPr>
+          <w:rFonts w:ascii="Aptos" w:eastAsia="Aptos" w:hAnsi="Aptos" w:cs="Aptos"/>
+          <w:sz w:val="24"/>
+          <w:szCs w:val="24"/>
+        </w:rPr>
+        <w:t>.</w:t>
       </w:r>
     </w:p>
     <w:p>
@@ -938,7 +1293,25 @@
           <w:sz w:val="24"/>
           <w:szCs w:val="24"/>
         </w:rPr>
-        <w:t>Se mantuvo el dataset completo (768 registros) tras la limpieza, sin necesidad de integración externa adicional.</w:t>
+        <w:t xml:space="preserve">Se mantuvo el </w:t>
+      </w:r>
+      <w:proofErr w:type="spellStart"/>
+      <w:r>
+        <w:rPr>
+          <w:rFonts w:ascii="Aptos" w:eastAsia="Aptos" w:hAnsi="Aptos" w:cs="Aptos"/>
+          <w:sz w:val="24"/>
+          <w:szCs w:val="24"/>
+        </w:rPr>
+        <w:t>dataset</w:t>
+      </w:r>
+      <w:proofErr w:type="spellEnd"/>
+      <w:r>
+        <w:rPr>
+          <w:rFonts w:ascii="Aptos" w:eastAsia="Aptos" w:hAnsi="Aptos" w:cs="Aptos"/>
+          <w:sz w:val="24"/>
+          <w:szCs w:val="24"/>
+        </w:rPr>
+        <w:t xml:space="preserve"> completo (768 registros) tras la limpieza, sin necesidad de integración externa adicional.</w:t>
       </w:r>
     </w:p>
     <w:p>
@@ -985,7 +1358,27 @@
           <w:szCs w:val="24"/>
           <w:lang w:val="es-CO"/>
         </w:rPr>
-        <w:t>1 variable objetivo (Outcome)</w:t>
+        <w:t>1 variable objetivo (</w:t>
+      </w:r>
+      <w:proofErr w:type="spellStart"/>
+      <w:r>
+        <w:rPr>
+          <w:rFonts w:ascii="Aptos" w:eastAsia="Aptos" w:hAnsi="Aptos" w:cs="Aptos"/>
+          <w:sz w:val="24"/>
+          <w:szCs w:val="24"/>
+          <w:lang w:val="es-CO"/>
+        </w:rPr>
+        <w:t>Outcome</w:t>
+      </w:r>
+      <w:proofErr w:type="spellEnd"/>
+      <w:r>
+        <w:rPr>
+          <w:rFonts w:ascii="Aptos" w:eastAsia="Aptos" w:hAnsi="Aptos" w:cs="Aptos"/>
+          <w:sz w:val="24"/>
+          <w:szCs w:val="24"/>
+          <w:lang w:val="es-CO"/>
+        </w:rPr>
+        <w:t>)</w:t>
       </w:r>
     </w:p>
     <w:p>
@@ -1019,15 +1412,51 @@
           <w:sz w:val="24"/>
           <w:szCs w:val="24"/>
         </w:rPr>
-        <w:t>l dataset lo podemos ver con</w:t>
-      </w:r>
-      <w:r>
-        <w:rPr>
-          <w:rFonts w:ascii="Aptos" w:eastAsia="Aptos" w:hAnsi="Aptos" w:cs="Aptos"/>
-          <w:sz w:val="24"/>
-          <w:szCs w:val="24"/>
-        </w:rPr>
-        <w:t xml:space="preserve"> la función describe() de python.</w:t>
+        <w:t xml:space="preserve">l </w:t>
+      </w:r>
+      <w:proofErr w:type="spellStart"/>
+      <w:r>
+        <w:rPr>
+          <w:rFonts w:ascii="Aptos" w:eastAsia="Aptos" w:hAnsi="Aptos" w:cs="Aptos"/>
+          <w:sz w:val="24"/>
+          <w:szCs w:val="24"/>
+        </w:rPr>
+        <w:t>dataset</w:t>
+      </w:r>
+      <w:proofErr w:type="spellEnd"/>
+      <w:r>
+        <w:rPr>
+          <w:rFonts w:ascii="Aptos" w:eastAsia="Aptos" w:hAnsi="Aptos" w:cs="Aptos"/>
+          <w:sz w:val="24"/>
+          <w:szCs w:val="24"/>
+        </w:rPr>
+        <w:t xml:space="preserve"> lo podemos ver con</w:t>
+      </w:r>
+      <w:r>
+        <w:rPr>
+          <w:rFonts w:ascii="Aptos" w:eastAsia="Aptos" w:hAnsi="Aptos" w:cs="Aptos"/>
+          <w:sz w:val="24"/>
+          <w:szCs w:val="24"/>
+        </w:rPr>
+        <w:t xml:space="preserve"> la función describe() de </w:t>
+      </w:r>
+      <w:proofErr w:type="spellStart"/>
+      <w:r>
+        <w:rPr>
+          <w:rFonts w:ascii="Aptos" w:eastAsia="Aptos" w:hAnsi="Aptos" w:cs="Aptos"/>
+          <w:sz w:val="24"/>
+          <w:szCs w:val="24"/>
+        </w:rPr>
+        <w:t>python</w:t>
+      </w:r>
+      <w:proofErr w:type="spellEnd"/>
+      <w:r>
+        <w:rPr>
+          <w:rFonts w:ascii="Aptos" w:eastAsia="Aptos" w:hAnsi="Aptos" w:cs="Aptos"/>
+          <w:sz w:val="24"/>
+          <w:szCs w:val="24"/>
+        </w:rPr>
+        <w:t>.</w:t>
       </w:r>
     </w:p>
     <w:p>
@@ -1043,6 +1472,7 @@
       <w:r>
         <w:rPr>
           <w:rFonts w:ascii="Aptos" w:eastAsia="Aptos" w:hAnsi="Aptos" w:cs="Aptos"/>
+          <w:noProof/>
           <w:sz w:val="24"/>
           <w:szCs w:val="24"/>
           <w:lang w:val="en-US"/>
@@ -1109,15 +1539,19 @@
       <w:r>
         <w:t xml:space="preserve"> o valores erróneos, esto también se presenta en variables como </w:t>
       </w:r>
+      <w:proofErr w:type="spellStart"/>
       <w:r>
         <w:t>BloodPressure</w:t>
       </w:r>
+      <w:proofErr w:type="spellEnd"/>
       <w:r>
         <w:t xml:space="preserve">, </w:t>
       </w:r>
+      <w:proofErr w:type="spellStart"/>
       <w:r>
         <w:t>Insulin</w:t>
       </w:r>
+      <w:proofErr w:type="spellEnd"/>
       <w:r>
         <w:t xml:space="preserve"> y </w:t>
       </w:r>
@@ -1212,8 +1646,45 @@
           <w:sz w:val="24"/>
           <w:szCs w:val="24"/>
         </w:rPr>
-        <w:t xml:space="preserve">No hay explícitamente valores faltantes en el dataset pero como fue mencionado, hay valores atípicos físicamente imposibles como que hayan niveles de BMI en 0. Aquellas columnas en que estos valores son irreales se reemplazan los valores con 0 por “NaN” con la función </w:t>
-      </w:r>
+        <w:t xml:space="preserve">No hay explícitamente valores faltantes en el </w:t>
+      </w:r>
+      <w:proofErr w:type="spellStart"/>
+      <w:r>
+        <w:rPr>
+          <w:rFonts w:ascii="Aptos" w:eastAsia="Aptos" w:hAnsi="Aptos" w:cs="Aptos"/>
+          <w:sz w:val="24"/>
+          <w:szCs w:val="24"/>
+        </w:rPr>
+        <w:t>dataset</w:t>
+      </w:r>
+      <w:proofErr w:type="spellEnd"/>
+      <w:r>
+        <w:rPr>
+          <w:rFonts w:ascii="Aptos" w:eastAsia="Aptos" w:hAnsi="Aptos" w:cs="Aptos"/>
+          <w:sz w:val="24"/>
+          <w:szCs w:val="24"/>
+        </w:rPr>
+        <w:t xml:space="preserve"> pero como fue mencionado, hay valores atípicos físicamente imposibles como que </w:t>
+      </w:r>
+      <w:proofErr w:type="gramStart"/>
+      <w:r>
+        <w:rPr>
+          <w:rFonts w:ascii="Aptos" w:eastAsia="Aptos" w:hAnsi="Aptos" w:cs="Aptos"/>
+          <w:sz w:val="24"/>
+          <w:szCs w:val="24"/>
+        </w:rPr>
+        <w:t>hayan</w:t>
+      </w:r>
+      <w:proofErr w:type="gramEnd"/>
+      <w:r>
+        <w:rPr>
+          <w:rFonts w:ascii="Aptos" w:eastAsia="Aptos" w:hAnsi="Aptos" w:cs="Aptos"/>
+          <w:sz w:val="24"/>
+          <w:szCs w:val="24"/>
+        </w:rPr>
+        <w:t xml:space="preserve"> niveles de BMI en 0. Aquellas columnas en que estos valores son irreales se reemplazan los valores con 0 por “NaN” con la función </w:t>
+      </w:r>
+      <w:proofErr w:type="spellStart"/>
       <w:r>
         <w:rPr>
           <w:rFonts w:ascii="Aptos" w:eastAsia="Aptos" w:hAnsi="Aptos" w:cs="Aptos"/>
@@ -1222,6 +1693,7 @@
         </w:rPr>
         <w:t>replace_invalid_zeros</w:t>
       </w:r>
+      <w:proofErr w:type="spellEnd"/>
       <w:r>
         <w:rPr>
           <w:rFonts w:ascii="Aptos" w:eastAsia="Aptos" w:hAnsi="Aptos" w:cs="Aptos"/>
@@ -1248,6 +1720,7 @@
         </w:rPr>
         <w:t xml:space="preserve">Luego se imputan los datos para que esos valores faltantes sean reemplazados con valores plausibles que podamos utilizar en el análisis. Esto se realiza con la función creada </w:t>
       </w:r>
+      <w:proofErr w:type="spellStart"/>
       <w:r>
         <w:rPr>
           <w:rFonts w:ascii="Aptos" w:eastAsia="Aptos" w:hAnsi="Aptos" w:cs="Aptos"/>
@@ -1256,6 +1729,7 @@
         </w:rPr>
         <w:t>impute_missing_values</w:t>
       </w:r>
+      <w:proofErr w:type="spellEnd"/>
       <w:r>
         <w:rPr>
           <w:rFonts w:ascii="Aptos" w:eastAsia="Aptos" w:hAnsi="Aptos" w:cs="Aptos"/>
@@ -1264,6 +1738,7 @@
         </w:rPr>
         <w:t xml:space="preserve">() y usando la librería </w:t>
       </w:r>
+      <w:proofErr w:type="spellStart"/>
       <w:r>
         <w:rPr>
           <w:rFonts w:ascii="Aptos" w:eastAsia="Aptos" w:hAnsi="Aptos" w:cs="Aptos"/>
@@ -1272,13 +1747,32 @@
         </w:rPr>
         <w:t>SimpleImputer</w:t>
       </w:r>
-      <w:r>
-        <w:rPr>
-          <w:rFonts w:ascii="Aptos" w:eastAsia="Aptos" w:hAnsi="Aptos" w:cs="Aptos"/>
-          <w:sz w:val="24"/>
-          <w:szCs w:val="24"/>
-        </w:rPr>
-        <w:t xml:space="preserve"> de sklearn.</w:t>
+      <w:proofErr w:type="spellEnd"/>
+      <w:r>
+        <w:rPr>
+          <w:rFonts w:ascii="Aptos" w:eastAsia="Aptos" w:hAnsi="Aptos" w:cs="Aptos"/>
+          <w:sz w:val="24"/>
+          <w:szCs w:val="24"/>
+        </w:rPr>
+        <w:t xml:space="preserve"> de </w:t>
+      </w:r>
+      <w:proofErr w:type="spellStart"/>
+      <w:r>
+        <w:rPr>
+          <w:rFonts w:ascii="Aptos" w:eastAsia="Aptos" w:hAnsi="Aptos" w:cs="Aptos"/>
+          <w:sz w:val="24"/>
+          <w:szCs w:val="24"/>
+        </w:rPr>
+        <w:t>sklearn</w:t>
+      </w:r>
+      <w:proofErr w:type="spellEnd"/>
+      <w:r>
+        <w:rPr>
+          <w:rFonts w:ascii="Aptos" w:eastAsia="Aptos" w:hAnsi="Aptos" w:cs="Aptos"/>
+          <w:sz w:val="24"/>
+          <w:szCs w:val="24"/>
+        </w:rPr>
+        <w:t>.</w:t>
       </w:r>
     </w:p>
     <w:p>
@@ -1346,7 +1840,61 @@
           <w:sz w:val="24"/>
           <w:szCs w:val="24"/>
         </w:rPr>
-        <w:t>Vemos el análisis descriptivo del dataset resultado de la función info() de python.</w:t>
+        <w:t xml:space="preserve">Vemos el análisis descriptivo del </w:t>
+      </w:r>
+      <w:proofErr w:type="spellStart"/>
+      <w:r>
+        <w:rPr>
+          <w:rFonts w:ascii="Aptos" w:eastAsia="Aptos" w:hAnsi="Aptos" w:cs="Aptos"/>
+          <w:sz w:val="24"/>
+          <w:szCs w:val="24"/>
+        </w:rPr>
+        <w:t>dataset</w:t>
+      </w:r>
+      <w:proofErr w:type="spellEnd"/>
+      <w:r>
+        <w:rPr>
+          <w:rFonts w:ascii="Aptos" w:eastAsia="Aptos" w:hAnsi="Aptos" w:cs="Aptos"/>
+          <w:sz w:val="24"/>
+          <w:szCs w:val="24"/>
+        </w:rPr>
+        <w:t xml:space="preserve"> resultado de la función </w:t>
+      </w:r>
+      <w:proofErr w:type="spellStart"/>
+      <w:r>
+        <w:rPr>
+          <w:rFonts w:ascii="Aptos" w:eastAsia="Aptos" w:hAnsi="Aptos" w:cs="Aptos"/>
+          <w:sz w:val="24"/>
+          <w:szCs w:val="24"/>
+        </w:rPr>
+        <w:t>info</w:t>
+      </w:r>
+      <w:proofErr w:type="spellEnd"/>
+      <w:r>
+        <w:rPr>
+          <w:rFonts w:ascii="Aptos" w:eastAsia="Aptos" w:hAnsi="Aptos" w:cs="Aptos"/>
+          <w:sz w:val="24"/>
+          <w:szCs w:val="24"/>
+        </w:rPr>
+        <w:t xml:space="preserve">() de </w:t>
+      </w:r>
+      <w:proofErr w:type="spellStart"/>
+      <w:r>
+        <w:rPr>
+          <w:rFonts w:ascii="Aptos" w:eastAsia="Aptos" w:hAnsi="Aptos" w:cs="Aptos"/>
+          <w:sz w:val="24"/>
+          <w:szCs w:val="24"/>
+        </w:rPr>
+        <w:t>python</w:t>
+      </w:r>
+      <w:proofErr w:type="spellEnd"/>
+      <w:r>
+        <w:rPr>
+          <w:rFonts w:ascii="Aptos" w:eastAsia="Aptos" w:hAnsi="Aptos" w:cs="Aptos"/>
+          <w:sz w:val="24"/>
+          <w:szCs w:val="24"/>
+        </w:rPr>
+        <w:t>.</w:t>
       </w:r>
     </w:p>
     <w:p>
@@ -1361,6 +1909,7 @@
       <w:r>
         <w:rPr>
           <w:rFonts w:ascii="Aptos" w:eastAsia="Aptos" w:hAnsi="Aptos" w:cs="Aptos"/>
+          <w:noProof/>
           <w:sz w:val="24"/>
           <w:szCs w:val="24"/>
         </w:rPr>
@@ -1416,7 +1965,25 @@
           <w:sz w:val="24"/>
           <w:szCs w:val="24"/>
         </w:rPr>
-        <w:t>Podemos ver que no hay variables que no sean tipo número, por lo cual se enriquece el dataset con la creación de 3 variables categóricas.</w:t>
+        <w:t xml:space="preserve">Podemos ver que no hay variables que no sean tipo número, por lo cual se enriquece el </w:t>
+      </w:r>
+      <w:proofErr w:type="spellStart"/>
+      <w:r>
+        <w:rPr>
+          <w:rFonts w:ascii="Aptos" w:eastAsia="Aptos" w:hAnsi="Aptos" w:cs="Aptos"/>
+          <w:sz w:val="24"/>
+          <w:szCs w:val="24"/>
+        </w:rPr>
+        <w:t>dataset</w:t>
+      </w:r>
+      <w:proofErr w:type="spellEnd"/>
+      <w:r>
+        <w:rPr>
+          <w:rFonts w:ascii="Aptos" w:eastAsia="Aptos" w:hAnsi="Aptos" w:cs="Aptos"/>
+          <w:sz w:val="24"/>
+          <w:szCs w:val="24"/>
+        </w:rPr>
+        <w:t xml:space="preserve"> con la creación de 3 variables categóricas.</w:t>
       </w:r>
     </w:p>
     <w:p>
@@ -1463,7 +2030,43 @@
           <w:sz w:val="24"/>
           <w:szCs w:val="24"/>
         </w:rPr>
-        <w:t>Para este caso no se han eliminado varlores extremos pero si se han analizado mediante el uso de Boxplots que podemos ver a continuación:</w:t>
+        <w:t xml:space="preserve">Para este caso no se han eliminado </w:t>
+      </w:r>
+      <w:proofErr w:type="spellStart"/>
+      <w:r>
+        <w:rPr>
+          <w:rFonts w:ascii="Aptos" w:eastAsia="Aptos" w:hAnsi="Aptos" w:cs="Aptos"/>
+          <w:sz w:val="24"/>
+          <w:szCs w:val="24"/>
+        </w:rPr>
+        <w:t>varlores</w:t>
+      </w:r>
+      <w:proofErr w:type="spellEnd"/>
+      <w:r>
+        <w:rPr>
+          <w:rFonts w:ascii="Aptos" w:eastAsia="Aptos" w:hAnsi="Aptos" w:cs="Aptos"/>
+          <w:sz w:val="24"/>
+          <w:szCs w:val="24"/>
+        </w:rPr>
+        <w:t xml:space="preserve"> extremos pero si se han analizado mediante el uso de </w:t>
+      </w:r>
+      <w:proofErr w:type="spellStart"/>
+      <w:r>
+        <w:rPr>
+          <w:rFonts w:ascii="Aptos" w:eastAsia="Aptos" w:hAnsi="Aptos" w:cs="Aptos"/>
+          <w:sz w:val="24"/>
+          <w:szCs w:val="24"/>
+        </w:rPr>
+        <w:t>Boxplots</w:t>
+      </w:r>
+      <w:proofErr w:type="spellEnd"/>
+      <w:r>
+        <w:rPr>
+          <w:rFonts w:ascii="Aptos" w:eastAsia="Aptos" w:hAnsi="Aptos" w:cs="Aptos"/>
+          <w:sz w:val="24"/>
+          <w:szCs w:val="24"/>
+        </w:rPr>
+        <w:t xml:space="preserve"> que podemos ver a continuación:</w:t>
       </w:r>
       <w:r>
         <w:rPr>
@@ -1530,7 +2133,43 @@
           <w:sz w:val="24"/>
           <w:szCs w:val="24"/>
         </w:rPr>
-        <w:t>Podemos observar que el 50% de la muestra está aproximadamente en 29 años como indicó en su momento la función describe(), el valor atípico de edad es 81 y la mayoría de datos se agrupan entre 24  y 41 años.</w:t>
+        <w:t xml:space="preserve">Podemos observar que el 50% de la muestra está aproximadamente en 29 años como indicó en su momento la función describe(), el valor atípico de edad es 81 y la mayoría de </w:t>
+      </w:r>
+      <w:proofErr w:type="gramStart"/>
+      <w:r>
+        <w:rPr>
+          <w:rFonts w:ascii="Aptos" w:eastAsia="Aptos" w:hAnsi="Aptos" w:cs="Aptos"/>
+          <w:sz w:val="24"/>
+          <w:szCs w:val="24"/>
+        </w:rPr>
+        <w:t>datos</w:t>
+      </w:r>
+      <w:proofErr w:type="gramEnd"/>
+      <w:r>
+        <w:rPr>
+          <w:rFonts w:ascii="Aptos" w:eastAsia="Aptos" w:hAnsi="Aptos" w:cs="Aptos"/>
+          <w:sz w:val="24"/>
+          <w:szCs w:val="24"/>
+        </w:rPr>
+        <w:t xml:space="preserve"> se agrupan entre </w:t>
+      </w:r>
+      <w:proofErr w:type="gramStart"/>
+      <w:r>
+        <w:rPr>
+          <w:rFonts w:ascii="Aptos" w:eastAsia="Aptos" w:hAnsi="Aptos" w:cs="Aptos"/>
+          <w:sz w:val="24"/>
+          <w:szCs w:val="24"/>
+        </w:rPr>
+        <w:t>24  y</w:t>
+      </w:r>
+      <w:proofErr w:type="gramEnd"/>
+      <w:r>
+        <w:rPr>
+          <w:rFonts w:ascii="Aptos" w:eastAsia="Aptos" w:hAnsi="Aptos" w:cs="Aptos"/>
+          <w:sz w:val="24"/>
+          <w:szCs w:val="24"/>
+        </w:rPr>
+        <w:t xml:space="preserve"> 41 años.</w:t>
       </w:r>
     </w:p>
     <w:p>
@@ -1608,7 +2247,25 @@
           <w:sz w:val="24"/>
           <w:szCs w:val="24"/>
         </w:rPr>
-        <w:t>En cuanto a la presión sanguínea, vemos que el promedio está aproximadamente en 69, tiene valores outliders antes y después del grupo representativo, y además se puede observar que los valores atípicos imposibles de 0 ya no están presentes gracias al tratamiento que se hizo en el preprocesado.</w:t>
+        <w:t xml:space="preserve">En cuanto a la presión sanguínea, vemos que el promedio está aproximadamente en 69, tiene valores </w:t>
+      </w:r>
+      <w:proofErr w:type="spellStart"/>
+      <w:r>
+        <w:rPr>
+          <w:rFonts w:ascii="Aptos" w:eastAsia="Aptos" w:hAnsi="Aptos" w:cs="Aptos"/>
+          <w:sz w:val="24"/>
+          <w:szCs w:val="24"/>
+        </w:rPr>
+        <w:t>outliders</w:t>
+      </w:r>
+      <w:proofErr w:type="spellEnd"/>
+      <w:r>
+        <w:rPr>
+          <w:rFonts w:ascii="Aptos" w:eastAsia="Aptos" w:hAnsi="Aptos" w:cs="Aptos"/>
+          <w:sz w:val="24"/>
+          <w:szCs w:val="24"/>
+        </w:rPr>
+        <w:t xml:space="preserve"> antes y después del grupo representativo, y además se puede observar que los valores atípicos imposibles de 0 ya no están presentes gracias al tratamiento que se hizo en el preprocesado.</w:t>
       </w:r>
       <w:r>
         <w:rPr>
@@ -1675,7 +2332,43 @@
           <w:sz w:val="24"/>
           <w:szCs w:val="24"/>
         </w:rPr>
-        <w:t>Para el indice de masa corporal también podemos observar en el gráfico el tratamiento de ceros realizado, los valores típicos de BMI si están en el rango esperado y los outliders presentes pueden aportar información al modelo.</w:t>
+        <w:t xml:space="preserve">Para el </w:t>
+      </w:r>
+      <w:proofErr w:type="spellStart"/>
+      <w:r>
+        <w:rPr>
+          <w:rFonts w:ascii="Aptos" w:eastAsia="Aptos" w:hAnsi="Aptos" w:cs="Aptos"/>
+          <w:sz w:val="24"/>
+          <w:szCs w:val="24"/>
+        </w:rPr>
+        <w:t>indice</w:t>
+      </w:r>
+      <w:proofErr w:type="spellEnd"/>
+      <w:r>
+        <w:rPr>
+          <w:rFonts w:ascii="Aptos" w:eastAsia="Aptos" w:hAnsi="Aptos" w:cs="Aptos"/>
+          <w:sz w:val="24"/>
+          <w:szCs w:val="24"/>
+        </w:rPr>
+        <w:t xml:space="preserve"> de masa corporal también podemos observar en el gráfico el tratamiento de ceros realizado, los valores típicos de BMI si están en el rango esperado y los </w:t>
+      </w:r>
+      <w:proofErr w:type="spellStart"/>
+      <w:r>
+        <w:rPr>
+          <w:rFonts w:ascii="Aptos" w:eastAsia="Aptos" w:hAnsi="Aptos" w:cs="Aptos"/>
+          <w:sz w:val="24"/>
+          <w:szCs w:val="24"/>
+        </w:rPr>
+        <w:t>outliders</w:t>
+      </w:r>
+      <w:proofErr w:type="spellEnd"/>
+      <w:r>
+        <w:rPr>
+          <w:rFonts w:ascii="Aptos" w:eastAsia="Aptos" w:hAnsi="Aptos" w:cs="Aptos"/>
+          <w:sz w:val="24"/>
+          <w:szCs w:val="24"/>
+        </w:rPr>
+        <w:t xml:space="preserve"> presentes pueden aportar información al modelo.</w:t>
       </w:r>
     </w:p>
     <w:p>
@@ -1830,7 +2523,43 @@
           <w:sz w:val="24"/>
           <w:szCs w:val="24"/>
         </w:rPr>
-        <w:t>En el caso de la insulina vemos un promedio de 80 aproximadamente pero a diferencia de los otros gráficos, muchos de los datos quedan fuera del 50% representados en el promedio, este comportamiento es una asimetría positiva que en este caso nos dice que los datos de esta variable son asimétricos y muy dispersos, en este caso si valdría la pena eliminar outliders pero dado que nuestro dataset es relativamente pequeño para entrenar modelos supervisados o no supervisados, se decide conservar los valores y observar el comportamiento del modelo.</w:t>
+        <w:t xml:space="preserve">En el caso de la insulina vemos un promedio de 80 aproximadamente pero a diferencia de los otros gráficos, muchos de los datos quedan fuera del 50% representados en el promedio, este comportamiento es una asimetría positiva que en este caso nos dice que los datos de esta variable son asimétricos y muy dispersos, en este caso si valdría la pena eliminar </w:t>
+      </w:r>
+      <w:proofErr w:type="spellStart"/>
+      <w:r>
+        <w:rPr>
+          <w:rFonts w:ascii="Aptos" w:eastAsia="Aptos" w:hAnsi="Aptos" w:cs="Aptos"/>
+          <w:sz w:val="24"/>
+          <w:szCs w:val="24"/>
+        </w:rPr>
+        <w:t>outliders</w:t>
+      </w:r>
+      <w:proofErr w:type="spellEnd"/>
+      <w:r>
+        <w:rPr>
+          <w:rFonts w:ascii="Aptos" w:eastAsia="Aptos" w:hAnsi="Aptos" w:cs="Aptos"/>
+          <w:sz w:val="24"/>
+          <w:szCs w:val="24"/>
+        </w:rPr>
+        <w:t xml:space="preserve"> pero dado que nuestro </w:t>
+      </w:r>
+      <w:proofErr w:type="spellStart"/>
+      <w:r>
+        <w:rPr>
+          <w:rFonts w:ascii="Aptos" w:eastAsia="Aptos" w:hAnsi="Aptos" w:cs="Aptos"/>
+          <w:sz w:val="24"/>
+          <w:szCs w:val="24"/>
+        </w:rPr>
+        <w:t>dataset</w:t>
+      </w:r>
+      <w:proofErr w:type="spellEnd"/>
+      <w:r>
+        <w:rPr>
+          <w:rFonts w:ascii="Aptos" w:eastAsia="Aptos" w:hAnsi="Aptos" w:cs="Aptos"/>
+          <w:sz w:val="24"/>
+          <w:szCs w:val="24"/>
+        </w:rPr>
+        <w:t xml:space="preserve"> es relativamente pequeño para entrenar modelos supervisados o no supervisados, se decide conservar los valores y observar el comportamiento del modelo.</w:t>
       </w:r>
     </w:p>
     <w:p>
@@ -1955,7 +2684,25 @@
           <w:sz w:val="24"/>
           <w:szCs w:val="24"/>
         </w:rPr>
-        <w:t xml:space="preserve">Se analizó también el resultado de la matriz de correlación entre las variables numéricas del dataset, esto con el fin de observar </w:t>
+        <w:t xml:space="preserve">Se analizó también el resultado de la matriz de correlación entre las variables numéricas del </w:t>
+      </w:r>
+      <w:proofErr w:type="spellStart"/>
+      <w:r>
+        <w:rPr>
+          <w:rFonts w:ascii="Aptos" w:eastAsia="Aptos" w:hAnsi="Aptos" w:cs="Aptos"/>
+          <w:sz w:val="24"/>
+          <w:szCs w:val="24"/>
+        </w:rPr>
+        <w:t>dataset</w:t>
+      </w:r>
+      <w:proofErr w:type="spellEnd"/>
+      <w:r>
+        <w:rPr>
+          <w:rFonts w:ascii="Aptos" w:eastAsia="Aptos" w:hAnsi="Aptos" w:cs="Aptos"/>
+          <w:sz w:val="24"/>
+          <w:szCs w:val="24"/>
+        </w:rPr>
+        <w:t xml:space="preserve">, esto con el fin de observar </w:t>
       </w:r>
       <w:r>
         <w:rPr>
@@ -2049,7 +2796,43 @@
           <w:sz w:val="24"/>
           <w:szCs w:val="24"/>
         </w:rPr>
-        <w:t>Podemos observar que los mayores pesos de correlación entre las variables se observan entre la edad y los embarazos, los niveles de glucosa y los resultados, el indice de masa corporal y el grososr de la piel.</w:t>
+        <w:t xml:space="preserve">Podemos observar que los mayores pesos de correlación entre las variables se observan entre la edad y los embarazos, los niveles de glucosa y los resultados, el </w:t>
+      </w:r>
+      <w:proofErr w:type="spellStart"/>
+      <w:r>
+        <w:rPr>
+          <w:rFonts w:ascii="Aptos" w:eastAsia="Aptos" w:hAnsi="Aptos" w:cs="Aptos"/>
+          <w:sz w:val="24"/>
+          <w:szCs w:val="24"/>
+        </w:rPr>
+        <w:t>indice</w:t>
+      </w:r>
+      <w:proofErr w:type="spellEnd"/>
+      <w:r>
+        <w:rPr>
+          <w:rFonts w:ascii="Aptos" w:eastAsia="Aptos" w:hAnsi="Aptos" w:cs="Aptos"/>
+          <w:sz w:val="24"/>
+          <w:szCs w:val="24"/>
+        </w:rPr>
+        <w:t xml:space="preserve"> de masa corporal y el </w:t>
+      </w:r>
+      <w:proofErr w:type="spellStart"/>
+      <w:r>
+        <w:rPr>
+          <w:rFonts w:ascii="Aptos" w:eastAsia="Aptos" w:hAnsi="Aptos" w:cs="Aptos"/>
+          <w:sz w:val="24"/>
+          <w:szCs w:val="24"/>
+        </w:rPr>
+        <w:t>grososr</w:t>
+      </w:r>
+      <w:proofErr w:type="spellEnd"/>
+      <w:r>
+        <w:rPr>
+          <w:rFonts w:ascii="Aptos" w:eastAsia="Aptos" w:hAnsi="Aptos" w:cs="Aptos"/>
+          <w:sz w:val="24"/>
+          <w:szCs w:val="24"/>
+        </w:rPr>
+        <w:t xml:space="preserve"> de la piel.</w:t>
       </w:r>
     </w:p>
     <w:p>
@@ -2107,8 +2890,6 @@
         <w:spacing w:before="240" w:after="40" w:line="259" w:lineRule="auto"/>
         <w:rPr>
           <w:rFonts w:ascii="Aptos" w:eastAsia="Aptos" w:hAnsi="Aptos" w:cs="Aptos"/>
-          <w:b/>
-          <w:bCs/>
           <w:color w:val="000000"/>
           <w:sz w:val="22"/>
           <w:szCs w:val="22"/>
@@ -2119,71 +2900,40 @@
       <w:r>
         <w:rPr>
           <w:rFonts w:ascii="Aptos" w:eastAsia="Aptos" w:hAnsi="Aptos" w:cs="Aptos"/>
-          <w:b/>
-          <w:bCs/>
           <w:color w:val="000000"/>
           <w:sz w:val="22"/>
           <w:szCs w:val="22"/>
         </w:rPr>
-        <w:t>4.1. Modelos aplicados</w:t>
-      </w:r>
-    </w:p>
-    <w:p>
-      <w:pPr>
-        <w:spacing w:before="240" w:after="240" w:line="259" w:lineRule="auto"/>
-        <w:rPr>
-          <w:rFonts w:ascii="Aptos" w:eastAsia="Aptos" w:hAnsi="Aptos" w:cs="Aptos"/>
-          <w:sz w:val="24"/>
-          <w:szCs w:val="24"/>
-        </w:rPr>
-      </w:pPr>
-      <w:r>
-        <w:rPr>
-          <w:rFonts w:ascii="Aptos" w:eastAsia="Aptos" w:hAnsi="Aptos" w:cs="Aptos"/>
-          <w:b/>
-          <w:bCs/>
-        </w:rPr>
-        <w:t>-</w:t>
-      </w:r>
-    </w:p>
-    <w:p>
-      <w:pPr>
-        <w:spacing w:before="240" w:after="240" w:line="259" w:lineRule="auto"/>
-        <w:rPr>
-          <w:rFonts w:ascii="Aptos" w:eastAsia="Aptos" w:hAnsi="Aptos" w:cs="Aptos"/>
-          <w:b/>
-          <w:bCs/>
-          <w:sz w:val="24"/>
-          <w:szCs w:val="24"/>
-        </w:rPr>
-      </w:pPr>
-      <w:r>
-        <w:rPr>
-          <w:rFonts w:ascii="Aptos" w:eastAsia="Aptos" w:hAnsi="Aptos" w:cs="Aptos"/>
-          <w:b/>
-          <w:bCs/>
-          <w:sz w:val="24"/>
-          <w:szCs w:val="24"/>
-        </w:rPr>
-        <w:t>Resultados esperados (a completar con tus ejecuciones):</w:t>
-      </w:r>
-    </w:p>
-    <w:p>
-      <w:pPr>
-        <w:spacing w:before="240" w:after="240" w:line="259" w:lineRule="auto"/>
-        <w:rPr>
-          <w:rFonts w:ascii="Aptos" w:eastAsia="Aptos" w:hAnsi="Aptos" w:cs="Aptos"/>
-          <w:sz w:val="24"/>
-          <w:szCs w:val="24"/>
-        </w:rPr>
-      </w:pPr>
-      <w:r>
-        <w:rPr>
-          <w:rFonts w:ascii="Aptos" w:eastAsia="Aptos" w:hAnsi="Aptos" w:cs="Aptos"/>
-          <w:sz w:val="24"/>
-          <w:szCs w:val="24"/>
-        </w:rPr>
-        <w:t>-</w:t>
+        <w:t>La hipótesis por resolver para nuestro caso es p</w:t>
+      </w:r>
+      <w:r>
+        <w:rPr>
+          <w:rFonts w:ascii="Aptos" w:eastAsia="Aptos" w:hAnsi="Aptos" w:cs="Aptos"/>
+          <w:color w:val="000000"/>
+          <w:sz w:val="22"/>
+          <w:szCs w:val="22"/>
+        </w:rPr>
+        <w:t xml:space="preserve">oder decir si a partir de las variables biomédicas presentes en nuestro </w:t>
+      </w:r>
+      <w:proofErr w:type="spellStart"/>
+      <w:r>
+        <w:rPr>
+          <w:rFonts w:ascii="Aptos" w:eastAsia="Aptos" w:hAnsi="Aptos" w:cs="Aptos"/>
+          <w:color w:val="000000"/>
+          <w:sz w:val="22"/>
+          <w:szCs w:val="22"/>
+        </w:rPr>
+        <w:t>dataset</w:t>
+      </w:r>
+      <w:proofErr w:type="spellEnd"/>
+      <w:r>
+        <w:rPr>
+          <w:rFonts w:ascii="Aptos" w:eastAsia="Aptos" w:hAnsi="Aptos" w:cs="Aptos"/>
+          <w:color w:val="000000"/>
+          <w:sz w:val="22"/>
+          <w:szCs w:val="22"/>
+        </w:rPr>
+        <w:t>, es posible predecir si una persona va a padecer de diabetes o no. Para ello y a solicitud del enunciado, aplicamos dos modelos de datos.</w:t>
       </w:r>
     </w:p>
     <w:p>
@@ -2201,8 +2951,6 @@
           <w:szCs w:val="22"/>
         </w:rPr>
       </w:pPr>
-      <w:bookmarkStart w:id="9" w:name="_gw3l1m94alm2" w:colFirst="0" w:colLast="0"/>
-      <w:bookmarkEnd w:id="9"/>
       <w:r>
         <w:rPr>
           <w:rFonts w:ascii="Aptos" w:eastAsia="Aptos" w:hAnsi="Aptos" w:cs="Aptos"/>
@@ -2212,6 +2960,789 @@
           <w:sz w:val="22"/>
           <w:szCs w:val="22"/>
         </w:rPr>
+        <w:t>4.1. Modelos aplicados</w:t>
+      </w:r>
+    </w:p>
+    <w:p>
+      <w:pPr>
+        <w:spacing w:before="240" w:after="240" w:line="259" w:lineRule="auto"/>
+        <w:rPr>
+          <w:rFonts w:ascii="Aptos" w:eastAsia="Aptos" w:hAnsi="Aptos" w:cs="Aptos"/>
+          <w:b/>
+          <w:bCs/>
+        </w:rPr>
+      </w:pPr>
+      <w:r>
+        <w:rPr>
+          <w:rFonts w:ascii="Aptos" w:eastAsia="Aptos" w:hAnsi="Aptos" w:cs="Aptos"/>
+          <w:b/>
+          <w:bCs/>
+        </w:rPr>
+        <w:t>Regresión Logística:</w:t>
+      </w:r>
+    </w:p>
+    <w:p>
+      <w:pPr>
+        <w:spacing w:before="240" w:after="240" w:line="259" w:lineRule="auto"/>
+        <w:rPr>
+          <w:rFonts w:ascii="Aptos" w:eastAsia="Aptos" w:hAnsi="Aptos" w:cs="Aptos"/>
+          <w:sz w:val="24"/>
+          <w:szCs w:val="24"/>
+          <w:lang w:val="es-CO"/>
+        </w:rPr>
+      </w:pPr>
+      <w:r>
+        <w:rPr>
+          <w:rFonts w:ascii="Aptos" w:eastAsia="Aptos" w:hAnsi="Aptos" w:cs="Aptos"/>
+          <w:sz w:val="24"/>
+          <w:szCs w:val="24"/>
+          <w:lang w:val="es-CO"/>
+        </w:rPr>
+        <w:t>La regresión logística es un algoritmo de clasificación binaria</w:t>
+      </w:r>
+      <w:r>
+        <w:rPr>
+          <w:rFonts w:ascii="Aptos" w:eastAsia="Aptos" w:hAnsi="Aptos" w:cs="Aptos"/>
+          <w:sz w:val="24"/>
+          <w:szCs w:val="24"/>
+          <w:lang w:val="es-CO"/>
+        </w:rPr>
+        <w:t xml:space="preserve"> que p</w:t>
+      </w:r>
+      <w:r>
+        <w:rPr>
+          <w:rFonts w:ascii="Aptos" w:eastAsia="Aptos" w:hAnsi="Aptos" w:cs="Aptos"/>
+          <w:sz w:val="24"/>
+          <w:szCs w:val="24"/>
+          <w:lang w:val="es-CO"/>
+        </w:rPr>
+        <w:t>redice probabilidades usando una función sigmoide</w:t>
+      </w:r>
+      <w:r>
+        <w:rPr>
+          <w:rFonts w:ascii="Aptos" w:eastAsia="Aptos" w:hAnsi="Aptos" w:cs="Aptos"/>
+          <w:sz w:val="24"/>
+          <w:szCs w:val="24"/>
+          <w:lang w:val="es-CO"/>
+        </w:rPr>
+        <w:t>, esto significa que el modelo combina las variables de entrada para calcular la probabilidad de diabetes.</w:t>
+      </w:r>
+    </w:p>
+    <w:p>
+      <w:pPr>
+        <w:spacing w:before="240" w:after="240" w:line="259" w:lineRule="auto"/>
+        <w:rPr>
+          <w:rFonts w:ascii="Aptos" w:eastAsia="Aptos" w:hAnsi="Aptos" w:cs="Aptos"/>
+          <w:sz w:val="24"/>
+          <w:szCs w:val="24"/>
+          <w:lang w:val="es-CO"/>
+        </w:rPr>
+      </w:pPr>
+      <w:r>
+        <w:rPr>
+          <w:rFonts w:ascii="Aptos" w:eastAsia="Aptos" w:hAnsi="Aptos" w:cs="Aptos"/>
+          <w:sz w:val="24"/>
+          <w:szCs w:val="24"/>
+          <w:lang w:val="es-CO"/>
+        </w:rPr>
+        <w:lastRenderedPageBreak/>
+        <w:t>En el código se entrena y calcula este modelo solo con las variables numéricas y utilizando como variable objetivo la columna “</w:t>
+      </w:r>
+      <w:proofErr w:type="spellStart"/>
+      <w:r>
+        <w:rPr>
+          <w:rFonts w:ascii="Aptos" w:eastAsia="Aptos" w:hAnsi="Aptos" w:cs="Aptos"/>
+          <w:sz w:val="24"/>
+          <w:szCs w:val="24"/>
+          <w:lang w:val="es-CO"/>
+        </w:rPr>
+        <w:t>Outcome</w:t>
+      </w:r>
+      <w:proofErr w:type="spellEnd"/>
+      <w:r>
+        <w:rPr>
+          <w:rFonts w:ascii="Aptos" w:eastAsia="Aptos" w:hAnsi="Aptos" w:cs="Aptos"/>
+          <w:sz w:val="24"/>
+          <w:szCs w:val="24"/>
+          <w:lang w:val="es-CO"/>
+        </w:rPr>
+        <w:t>”, luego se entrena el modelo y se genera un reporte por consola de los resultados obtenidos.</w:t>
+      </w:r>
+    </w:p>
+    <w:p>
+      <w:pPr>
+        <w:spacing w:before="240" w:after="240" w:line="259" w:lineRule="auto"/>
+        <w:rPr>
+          <w:rFonts w:ascii="Aptos" w:eastAsia="Aptos" w:hAnsi="Aptos" w:cs="Aptos"/>
+          <w:b/>
+          <w:bCs/>
+        </w:rPr>
+      </w:pPr>
+      <w:proofErr w:type="spellStart"/>
+      <w:r>
+        <w:rPr>
+          <w:rFonts w:ascii="Aptos" w:eastAsia="Aptos" w:hAnsi="Aptos" w:cs="Aptos"/>
+          <w:b/>
+          <w:bCs/>
+        </w:rPr>
+        <w:t>K</w:t>
+      </w:r>
+      <w:r>
+        <w:rPr>
+          <w:rFonts w:ascii="Aptos" w:eastAsia="Aptos" w:hAnsi="Aptos" w:cs="Aptos"/>
+          <w:b/>
+          <w:bCs/>
+        </w:rPr>
+        <w:t>M</w:t>
+      </w:r>
+      <w:r>
+        <w:rPr>
+          <w:rFonts w:ascii="Aptos" w:eastAsia="Aptos" w:hAnsi="Aptos" w:cs="Aptos"/>
+          <w:b/>
+          <w:bCs/>
+        </w:rPr>
+        <w:t>eans</w:t>
+      </w:r>
+      <w:proofErr w:type="spellEnd"/>
+      <w:r>
+        <w:rPr>
+          <w:rFonts w:ascii="Aptos" w:eastAsia="Aptos" w:hAnsi="Aptos" w:cs="Aptos"/>
+          <w:b/>
+          <w:bCs/>
+        </w:rPr>
+        <w:t>:</w:t>
+      </w:r>
+    </w:p>
+    <w:p>
+      <w:pPr>
+        <w:spacing w:before="240" w:after="240" w:line="259" w:lineRule="auto"/>
+        <w:rPr>
+          <w:rFonts w:ascii="Aptos" w:eastAsia="Aptos" w:hAnsi="Aptos" w:cs="Aptos"/>
+          <w:lang w:val="es-CO"/>
+        </w:rPr>
+      </w:pPr>
+      <w:r>
+        <w:rPr>
+          <w:rFonts w:ascii="Aptos" w:eastAsia="Aptos" w:hAnsi="Aptos" w:cs="Aptos"/>
+        </w:rPr>
+        <w:t xml:space="preserve">Este es un modelo no supervisado, lo que significa que intenta encontrar patrones ocultos en el conjunto de datos de manera automática, para este caso se usó </w:t>
+      </w:r>
+      <w:proofErr w:type="spellStart"/>
+      <w:r>
+        <w:rPr>
+          <w:rFonts w:ascii="Aptos" w:eastAsia="Aptos" w:hAnsi="Aptos" w:cs="Aptos"/>
+        </w:rPr>
+        <w:t>KMeans</w:t>
+      </w:r>
+      <w:proofErr w:type="spellEnd"/>
+      <w:r>
+        <w:rPr>
+          <w:rFonts w:ascii="Aptos" w:eastAsia="Aptos" w:hAnsi="Aptos" w:cs="Aptos"/>
+        </w:rPr>
+        <w:t xml:space="preserve"> de la librería </w:t>
+      </w:r>
+      <w:proofErr w:type="spellStart"/>
+      <w:r>
+        <w:rPr>
+          <w:rFonts w:ascii="Aptos" w:eastAsia="Aptos" w:hAnsi="Aptos" w:cs="Aptos"/>
+          <w:lang w:val="es-CO"/>
+        </w:rPr>
+        <w:t>sklearn</w:t>
+      </w:r>
+      <w:proofErr w:type="spellEnd"/>
+      <w:r>
+        <w:rPr>
+          <w:rFonts w:ascii="Aptos" w:eastAsia="Aptos" w:hAnsi="Aptos" w:cs="Aptos"/>
+          <w:lang w:val="es-CO"/>
+        </w:rPr>
+        <w:t xml:space="preserve"> de Python. Como nuestro objetivo es saber si un paciente tiene diabetes o no, se configuran 2 </w:t>
+      </w:r>
+      <w:proofErr w:type="spellStart"/>
+      <w:proofErr w:type="gramStart"/>
+      <w:r>
+        <w:rPr>
+          <w:rFonts w:ascii="Aptos" w:eastAsia="Aptos" w:hAnsi="Aptos" w:cs="Aptos"/>
+          <w:lang w:val="es-CO"/>
+        </w:rPr>
+        <w:t>clusters</w:t>
+      </w:r>
+      <w:proofErr w:type="spellEnd"/>
+      <w:proofErr w:type="gramEnd"/>
+      <w:r>
+        <w:rPr>
+          <w:rFonts w:ascii="Aptos" w:eastAsia="Aptos" w:hAnsi="Aptos" w:cs="Aptos"/>
+          <w:lang w:val="es-CO"/>
+        </w:rPr>
+        <w:t xml:space="preserve"> para el modelo y el algoritmo calcula las distancias hacia los centroides para clasificarlos.</w:t>
+      </w:r>
+    </w:p>
+    <w:p>
+      <w:pPr>
+        <w:spacing w:before="240" w:after="240" w:line="259" w:lineRule="auto"/>
+        <w:rPr>
+          <w:rFonts w:ascii="Aptos" w:eastAsia="Aptos" w:hAnsi="Aptos" w:cs="Aptos"/>
+          <w:b/>
+          <w:bCs/>
+          <w:sz w:val="24"/>
+          <w:szCs w:val="24"/>
+        </w:rPr>
+      </w:pPr>
+      <w:r>
+        <w:rPr>
+          <w:rFonts w:ascii="Aptos" w:eastAsia="Aptos" w:hAnsi="Aptos" w:cs="Aptos"/>
+          <w:b/>
+          <w:bCs/>
+          <w:sz w:val="24"/>
+          <w:szCs w:val="24"/>
+        </w:rPr>
+        <w:t>Resultados esperados (a completar con tus ejecuciones):</w:t>
+      </w:r>
+    </w:p>
+    <w:p>
+      <w:pPr>
+        <w:spacing w:before="240" w:after="240" w:line="259" w:lineRule="auto"/>
+        <w:rPr>
+          <w:rFonts w:ascii="Aptos" w:eastAsia="Aptos" w:hAnsi="Aptos" w:cs="Aptos"/>
+          <w:b/>
+          <w:bCs/>
+          <w:sz w:val="24"/>
+          <w:szCs w:val="24"/>
+        </w:rPr>
+      </w:pPr>
+      <w:r>
+        <w:rPr>
+          <w:rFonts w:ascii="Aptos" w:eastAsia="Aptos" w:hAnsi="Aptos" w:cs="Aptos"/>
+          <w:b/>
+          <w:bCs/>
+          <w:sz w:val="24"/>
+          <w:szCs w:val="24"/>
+        </w:rPr>
+        <w:t>Regresión Logística:</w:t>
+      </w:r>
+    </w:p>
+    <w:p>
+      <w:pPr>
+        <w:spacing w:before="240" w:after="240" w:line="259" w:lineRule="auto"/>
+        <w:rPr>
+          <w:rFonts w:ascii="Aptos" w:eastAsia="Aptos" w:hAnsi="Aptos" w:cs="Aptos"/>
+          <w:sz w:val="24"/>
+          <w:szCs w:val="24"/>
+        </w:rPr>
+      </w:pPr>
+      <w:r>
+        <w:rPr>
+          <w:rFonts w:ascii="Aptos" w:eastAsia="Aptos" w:hAnsi="Aptos" w:cs="Aptos"/>
+          <w:sz w:val="24"/>
+          <w:szCs w:val="24"/>
+        </w:rPr>
+        <w:t xml:space="preserve">Podemos observar que el modelo tiene una precisión </w:t>
+      </w:r>
+      <w:r>
+        <w:rPr>
+          <w:rFonts w:ascii="Aptos" w:eastAsia="Aptos" w:hAnsi="Aptos" w:cs="Aptos"/>
+          <w:sz w:val="24"/>
+          <w:szCs w:val="24"/>
+        </w:rPr>
+        <w:t xml:space="preserve">global </w:t>
+      </w:r>
+      <w:r>
+        <w:rPr>
+          <w:rFonts w:ascii="Aptos" w:eastAsia="Aptos" w:hAnsi="Aptos" w:cs="Aptos"/>
+          <w:sz w:val="24"/>
+          <w:szCs w:val="24"/>
+        </w:rPr>
+        <w:t xml:space="preserve">del 75%, es decir que acierta 3 de cada 4 pacientes correctamente. También podemos notar que es más preciso para detectar cuando alguien no tiene diabetes (80%) que cuando si tiene (67%). EL </w:t>
+      </w:r>
+      <w:proofErr w:type="spellStart"/>
+      <w:r>
+        <w:rPr>
+          <w:rFonts w:ascii="Aptos" w:eastAsia="Aptos" w:hAnsi="Aptos" w:cs="Aptos"/>
+          <w:sz w:val="24"/>
+          <w:szCs w:val="24"/>
+        </w:rPr>
+        <w:t>recall</w:t>
+      </w:r>
+      <w:proofErr w:type="spellEnd"/>
+      <w:r>
+        <w:rPr>
+          <w:rFonts w:ascii="Aptos" w:eastAsia="Aptos" w:hAnsi="Aptos" w:cs="Aptos"/>
+          <w:sz w:val="24"/>
+          <w:szCs w:val="24"/>
+        </w:rPr>
+        <w:t xml:space="preserve"> nos indica que predijo correctamente </w:t>
+      </w:r>
+      <w:r>
+        <w:rPr>
+          <w:rFonts w:ascii="Aptos" w:eastAsia="Aptos" w:hAnsi="Aptos" w:cs="Aptos"/>
+          <w:sz w:val="24"/>
+          <w:szCs w:val="24"/>
+        </w:rPr>
+        <w:t>un 83% de las veces cuando un paciente no tenía diabetes pero predijo correctamente solo un 62% de las veces cuando si tenía diabetes.</w:t>
+      </w:r>
+    </w:p>
+    <w:p>
+      <w:pPr>
+        <w:spacing w:before="240" w:after="240" w:line="259" w:lineRule="auto"/>
+        <w:rPr>
+          <w:rFonts w:ascii="Aptos" w:eastAsia="Aptos" w:hAnsi="Aptos" w:cs="Aptos"/>
+          <w:sz w:val="24"/>
+          <w:szCs w:val="24"/>
+        </w:rPr>
+      </w:pPr>
+      <w:r>
+        <w:rPr>
+          <w:rFonts w:ascii="Aptos" w:eastAsia="Aptos" w:hAnsi="Aptos" w:cs="Aptos"/>
+          <w:sz w:val="24"/>
+          <w:szCs w:val="24"/>
+        </w:rPr>
+        <w:drawing>
+          <wp:inline distT="0" distB="0" distL="0" distR="0" wp14:anchorId="0A7AD396" wp14:editId="2513D0D9">
+            <wp:extent cx="3724795" cy="1552792"/>
+            <wp:effectExtent l="0" t="0" r="0" b="9525"/>
+            <wp:docPr id="724367649" name="Imagen 1"/>
+            <wp:cNvGraphicFramePr>
+              <a:graphicFrameLocks xmlns:a="http://schemas.openxmlformats.org/drawingml/2006/main" noChangeAspect="1"/>
+            </wp:cNvGraphicFramePr>
+            <a:graphic xmlns:a="http://schemas.openxmlformats.org/drawingml/2006/main">
+              <a:graphicData uri="http://schemas.openxmlformats.org/drawingml/2006/picture">
+                <pic:pic xmlns:pic="http://schemas.openxmlformats.org/drawingml/2006/picture">
+                  <pic:nvPicPr>
+                    <pic:cNvPr id="724367649" name=""/>
+                    <pic:cNvPicPr/>
+                  </pic:nvPicPr>
+                  <pic:blipFill>
+                    <a:blip r:embed="rId15"/>
+                    <a:stretch>
+                      <a:fillRect/>
+                    </a:stretch>
+                  </pic:blipFill>
+                  <pic:spPr>
+                    <a:xfrm>
+                      <a:off x="0" y="0"/>
+                      <a:ext cx="3724795" cy="1552792"/>
+                    </a:xfrm>
+                    <a:prstGeom prst="rect">
+                      <a:avLst/>
+                    </a:prstGeom>
+                  </pic:spPr>
+                </pic:pic>
+              </a:graphicData>
+            </a:graphic>
+          </wp:inline>
+        </w:drawing>
+      </w:r>
+    </w:p>
+    <w:p>
+      <w:pPr>
+        <w:spacing w:before="240" w:after="240" w:line="259" w:lineRule="auto"/>
+        <w:rPr>
+          <w:rFonts w:ascii="Aptos" w:eastAsia="Aptos" w:hAnsi="Aptos" w:cs="Aptos"/>
+          <w:sz w:val="24"/>
+          <w:szCs w:val="24"/>
+        </w:rPr>
+      </w:pPr>
+      <w:r>
+        <w:rPr>
+          <w:rFonts w:ascii="Aptos" w:eastAsia="Aptos" w:hAnsi="Aptos" w:cs="Aptos"/>
+          <w:sz w:val="24"/>
+          <w:szCs w:val="24"/>
+        </w:rPr>
+        <w:t xml:space="preserve">Con estos resultados vemos que el modelo </w:t>
+      </w:r>
+      <w:r>
+        <w:rPr>
+          <w:rFonts w:ascii="Aptos" w:eastAsia="Aptos" w:hAnsi="Aptos" w:cs="Aptos"/>
+          <w:sz w:val="24"/>
+          <w:szCs w:val="24"/>
+        </w:rPr>
+        <w:t>tiene más dificultad detectando pacientes diabéticos</w:t>
+      </w:r>
+      <w:r>
+        <w:rPr>
+          <w:rFonts w:ascii="Aptos" w:eastAsia="Aptos" w:hAnsi="Aptos" w:cs="Aptos"/>
+          <w:sz w:val="24"/>
+          <w:szCs w:val="24"/>
+        </w:rPr>
+        <w:t xml:space="preserve"> lo cual tiene sentido ya que </w:t>
+      </w:r>
+      <w:r>
+        <w:rPr>
+          <w:rFonts w:ascii="Aptos" w:eastAsia="Aptos" w:hAnsi="Aptos" w:cs="Aptos"/>
+          <w:sz w:val="24"/>
+          <w:szCs w:val="24"/>
+        </w:rPr>
+        <w:t>los casos positivos suelen ser más complejos</w:t>
+      </w:r>
+      <w:r>
+        <w:rPr>
+          <w:rFonts w:ascii="Aptos" w:eastAsia="Aptos" w:hAnsi="Aptos" w:cs="Aptos"/>
+          <w:sz w:val="24"/>
+          <w:szCs w:val="24"/>
+        </w:rPr>
+        <w:t xml:space="preserve"> y se evidencia un </w:t>
+      </w:r>
+      <w:r>
+        <w:rPr>
+          <w:rFonts w:ascii="Aptos" w:eastAsia="Aptos" w:hAnsi="Aptos" w:cs="Aptos"/>
+          <w:sz w:val="24"/>
+          <w:szCs w:val="24"/>
+        </w:rPr>
+        <w:t xml:space="preserve">cierto desbalance en el </w:t>
+      </w:r>
+      <w:proofErr w:type="spellStart"/>
+      <w:r>
+        <w:rPr>
+          <w:rFonts w:ascii="Aptos" w:eastAsia="Aptos" w:hAnsi="Aptos" w:cs="Aptos"/>
+          <w:sz w:val="24"/>
+          <w:szCs w:val="24"/>
+        </w:rPr>
+        <w:t>dataset</w:t>
+      </w:r>
+      <w:proofErr w:type="spellEnd"/>
+      <w:r>
+        <w:rPr>
+          <w:rFonts w:ascii="Aptos" w:eastAsia="Aptos" w:hAnsi="Aptos" w:cs="Aptos"/>
+          <w:sz w:val="24"/>
+          <w:szCs w:val="24"/>
+        </w:rPr>
+        <w:t>.</w:t>
+      </w:r>
+    </w:p>
+    <w:p>
+      <w:pPr>
+        <w:spacing w:before="240" w:after="240" w:line="259" w:lineRule="auto"/>
+        <w:rPr>
+          <w:rFonts w:ascii="Aptos" w:eastAsia="Aptos" w:hAnsi="Aptos" w:cs="Aptos"/>
+          <w:b/>
+          <w:bCs/>
+          <w:sz w:val="24"/>
+          <w:szCs w:val="24"/>
+        </w:rPr>
+      </w:pPr>
+      <w:proofErr w:type="spellStart"/>
+      <w:r>
+        <w:rPr>
+          <w:rFonts w:ascii="Aptos" w:eastAsia="Aptos" w:hAnsi="Aptos" w:cs="Aptos"/>
+          <w:b/>
+          <w:bCs/>
+          <w:sz w:val="24"/>
+          <w:szCs w:val="24"/>
+        </w:rPr>
+        <w:t>KMeans</w:t>
+      </w:r>
+      <w:proofErr w:type="spellEnd"/>
+      <w:r>
+        <w:rPr>
+          <w:rFonts w:ascii="Aptos" w:eastAsia="Aptos" w:hAnsi="Aptos" w:cs="Aptos"/>
+          <w:b/>
+          <w:bCs/>
+          <w:sz w:val="24"/>
+          <w:szCs w:val="24"/>
+        </w:rPr>
+        <w:t>:</w:t>
+      </w:r>
+    </w:p>
+    <w:p>
+      <w:pPr>
+        <w:spacing w:before="240" w:after="240" w:line="259" w:lineRule="auto"/>
+        <w:rPr>
+          <w:rFonts w:ascii="Aptos" w:eastAsia="Aptos" w:hAnsi="Aptos" w:cs="Aptos"/>
+          <w:sz w:val="24"/>
+          <w:szCs w:val="24"/>
+        </w:rPr>
+      </w:pPr>
+      <w:r>
+        <w:rPr>
+          <w:rFonts w:ascii="Aptos" w:eastAsia="Aptos" w:hAnsi="Aptos" w:cs="Aptos"/>
+          <w:sz w:val="24"/>
+          <w:szCs w:val="24"/>
+        </w:rPr>
+        <w:t>Para este modelo</w:t>
+      </w:r>
+      <w:r>
+        <w:rPr>
+          <w:rFonts w:ascii="Aptos" w:eastAsia="Aptos" w:hAnsi="Aptos" w:cs="Aptos"/>
+          <w:sz w:val="24"/>
+          <w:szCs w:val="24"/>
+        </w:rPr>
+        <w:t xml:space="preserve"> obtenemos la siguiente métrica de resultado:</w:t>
+      </w:r>
+    </w:p>
+    <w:p>
+      <w:pPr>
+        <w:spacing w:before="240" w:after="240" w:line="259" w:lineRule="auto"/>
+        <w:rPr>
+          <w:rFonts w:ascii="Aptos" w:eastAsia="Aptos" w:hAnsi="Aptos" w:cs="Aptos"/>
+          <w:sz w:val="24"/>
+          <w:szCs w:val="24"/>
+        </w:rPr>
+      </w:pPr>
+      <w:r>
+        <w:rPr>
+          <w:rFonts w:ascii="Aptos" w:eastAsia="Aptos" w:hAnsi="Aptos" w:cs="Aptos"/>
+          <w:sz w:val="24"/>
+          <w:szCs w:val="24"/>
+        </w:rPr>
+        <w:drawing>
+          <wp:inline distT="0" distB="0" distL="0" distR="0" wp14:anchorId="3C567C8D" wp14:editId="5CF50F9A">
+            <wp:extent cx="2143424" cy="371527"/>
+            <wp:effectExtent l="0" t="0" r="0" b="9525"/>
+            <wp:docPr id="1540645192" name="Imagen 1"/>
+            <wp:cNvGraphicFramePr>
+              <a:graphicFrameLocks xmlns:a="http://schemas.openxmlformats.org/drawingml/2006/main" noChangeAspect="1"/>
+            </wp:cNvGraphicFramePr>
+            <a:graphic xmlns:a="http://schemas.openxmlformats.org/drawingml/2006/main">
+              <a:graphicData uri="http://schemas.openxmlformats.org/drawingml/2006/picture">
+                <pic:pic xmlns:pic="http://schemas.openxmlformats.org/drawingml/2006/picture">
+                  <pic:nvPicPr>
+                    <pic:cNvPr id="1540645192" name=""/>
+                    <pic:cNvPicPr/>
+                  </pic:nvPicPr>
+                  <pic:blipFill>
+                    <a:blip r:embed="rId16"/>
+                    <a:stretch>
+                      <a:fillRect/>
+                    </a:stretch>
+                  </pic:blipFill>
+                  <pic:spPr>
+                    <a:xfrm>
+                      <a:off x="0" y="0"/>
+                      <a:ext cx="2143424" cy="371527"/>
+                    </a:xfrm>
+                    <a:prstGeom prst="rect">
+                      <a:avLst/>
+                    </a:prstGeom>
+                  </pic:spPr>
+                </pic:pic>
+              </a:graphicData>
+            </a:graphic>
+          </wp:inline>
+        </w:drawing>
+      </w:r>
+    </w:p>
+    <w:p>
+      <w:pPr>
+        <w:spacing w:before="240" w:after="240" w:line="259" w:lineRule="auto"/>
+        <w:rPr>
+          <w:rFonts w:ascii="Aptos" w:eastAsia="Aptos" w:hAnsi="Aptos" w:cs="Aptos"/>
+          <w:sz w:val="24"/>
+          <w:szCs w:val="24"/>
+        </w:rPr>
+      </w:pPr>
+      <w:r>
+        <w:rPr>
+          <w:rFonts w:ascii="Aptos" w:eastAsia="Aptos" w:hAnsi="Aptos" w:cs="Aptos"/>
+          <w:sz w:val="24"/>
+          <w:szCs w:val="24"/>
+        </w:rPr>
+        <w:t>Esto nos m</w:t>
+      </w:r>
+      <w:r>
+        <w:rPr>
+          <w:rFonts w:ascii="Aptos" w:eastAsia="Aptos" w:hAnsi="Aptos" w:cs="Aptos"/>
+          <w:sz w:val="24"/>
+          <w:szCs w:val="24"/>
+        </w:rPr>
+        <w:t xml:space="preserve">ide qué tan bien separados están los </w:t>
+      </w:r>
+      <w:proofErr w:type="gramStart"/>
+      <w:r>
+        <w:rPr>
+          <w:rFonts w:ascii="Aptos" w:eastAsia="Aptos" w:hAnsi="Aptos" w:cs="Aptos"/>
+          <w:sz w:val="24"/>
+          <w:szCs w:val="24"/>
+        </w:rPr>
+        <w:t>clusters</w:t>
+      </w:r>
+      <w:proofErr w:type="gramEnd"/>
+      <w:r>
+        <w:rPr>
+          <w:rFonts w:ascii="Aptos" w:eastAsia="Aptos" w:hAnsi="Aptos" w:cs="Aptos"/>
+          <w:sz w:val="24"/>
+          <w:szCs w:val="24"/>
+        </w:rPr>
+        <w:t xml:space="preserve">, un valor cercano a 1 nos indica una separación perfecta de los </w:t>
+      </w:r>
+      <w:proofErr w:type="gramStart"/>
+      <w:r>
+        <w:rPr>
+          <w:rFonts w:ascii="Aptos" w:eastAsia="Aptos" w:hAnsi="Aptos" w:cs="Aptos"/>
+          <w:sz w:val="24"/>
+          <w:szCs w:val="24"/>
+        </w:rPr>
+        <w:t>clusters</w:t>
+      </w:r>
+      <w:proofErr w:type="gramEnd"/>
+      <w:r>
+        <w:rPr>
+          <w:rFonts w:ascii="Aptos" w:eastAsia="Aptos" w:hAnsi="Aptos" w:cs="Aptos"/>
+          <w:sz w:val="24"/>
+          <w:szCs w:val="24"/>
+        </w:rPr>
+        <w:t xml:space="preserve">, un valor cercano a 0 indica que los </w:t>
+      </w:r>
+      <w:proofErr w:type="gramStart"/>
+      <w:r>
+        <w:rPr>
+          <w:rFonts w:ascii="Aptos" w:eastAsia="Aptos" w:hAnsi="Aptos" w:cs="Aptos"/>
+          <w:sz w:val="24"/>
+          <w:szCs w:val="24"/>
+        </w:rPr>
+        <w:t>clusters</w:t>
+      </w:r>
+      <w:proofErr w:type="gramEnd"/>
+      <w:r>
+        <w:rPr>
+          <w:rFonts w:ascii="Aptos" w:eastAsia="Aptos" w:hAnsi="Aptos" w:cs="Aptos"/>
+          <w:sz w:val="24"/>
+          <w:szCs w:val="24"/>
+        </w:rPr>
+        <w:t xml:space="preserve"> están mezclados y un valor negativo indica que el ejercicio es incorrecto. Para este caso en concreto, ese valor indica que hay una </w:t>
+      </w:r>
+      <w:r>
+        <w:rPr>
+          <w:rFonts w:ascii="Aptos" w:eastAsia="Aptos" w:hAnsi="Aptos" w:cs="Aptos"/>
+          <w:sz w:val="24"/>
+          <w:szCs w:val="24"/>
+        </w:rPr>
+        <w:t>separación débil</w:t>
+      </w:r>
+      <w:r>
+        <w:rPr>
+          <w:rFonts w:ascii="Aptos" w:eastAsia="Aptos" w:hAnsi="Aptos" w:cs="Aptos"/>
+          <w:sz w:val="24"/>
+          <w:szCs w:val="24"/>
+        </w:rPr>
+        <w:t xml:space="preserve">, los </w:t>
+      </w:r>
+      <w:proofErr w:type="gramStart"/>
+      <w:r>
+        <w:rPr>
+          <w:rFonts w:ascii="Aptos" w:eastAsia="Aptos" w:hAnsi="Aptos" w:cs="Aptos"/>
+          <w:sz w:val="24"/>
+          <w:szCs w:val="24"/>
+        </w:rPr>
+        <w:t>clusters</w:t>
+      </w:r>
+      <w:proofErr w:type="gramEnd"/>
+      <w:r>
+        <w:rPr>
+          <w:rFonts w:ascii="Aptos" w:eastAsia="Aptos" w:hAnsi="Aptos" w:cs="Aptos"/>
+          <w:sz w:val="24"/>
+          <w:szCs w:val="24"/>
+        </w:rPr>
+        <w:t xml:space="preserve"> </w:t>
+      </w:r>
+      <w:r>
+        <w:rPr>
+          <w:rFonts w:ascii="Aptos" w:eastAsia="Aptos" w:hAnsi="Aptos" w:cs="Aptos"/>
+          <w:sz w:val="24"/>
+          <w:szCs w:val="24"/>
+        </w:rPr>
+        <w:lastRenderedPageBreak/>
+        <w:t xml:space="preserve">están </w:t>
+      </w:r>
+      <w:r>
+        <w:rPr>
+          <w:rFonts w:ascii="Aptos" w:eastAsia="Aptos" w:hAnsi="Aptos" w:cs="Aptos"/>
+          <w:sz w:val="24"/>
+          <w:szCs w:val="24"/>
+        </w:rPr>
+        <w:t>poco definidos</w:t>
+      </w:r>
+      <w:r>
+        <w:rPr>
+          <w:rFonts w:ascii="Aptos" w:eastAsia="Aptos" w:hAnsi="Aptos" w:cs="Aptos"/>
+          <w:sz w:val="24"/>
+          <w:szCs w:val="24"/>
+        </w:rPr>
+        <w:t xml:space="preserve"> y hay un </w:t>
+      </w:r>
+      <w:r>
+        <w:rPr>
+          <w:rFonts w:ascii="Aptos" w:eastAsia="Aptos" w:hAnsi="Aptos" w:cs="Aptos"/>
+          <w:sz w:val="24"/>
+          <w:szCs w:val="24"/>
+        </w:rPr>
+        <w:t>alto solapamiento entre grupos</w:t>
+      </w:r>
+      <w:r>
+        <w:rPr>
+          <w:rFonts w:ascii="Aptos" w:eastAsia="Aptos" w:hAnsi="Aptos" w:cs="Aptos"/>
+          <w:sz w:val="24"/>
+          <w:szCs w:val="24"/>
+        </w:rPr>
+        <w:t xml:space="preserve">, esto indica que </w:t>
+      </w:r>
+      <w:r>
+        <w:rPr>
+          <w:rFonts w:ascii="Aptos" w:eastAsia="Aptos" w:hAnsi="Aptos" w:cs="Aptos"/>
+          <w:sz w:val="24"/>
+          <w:szCs w:val="24"/>
+        </w:rPr>
+        <w:t>los pacientes diabéticos y no diabéticos comparten características similares en varias variables biomédicas.</w:t>
+      </w:r>
+      <w:r>
+        <w:rPr>
+          <w:rFonts w:ascii="Aptos" w:eastAsia="Aptos" w:hAnsi="Aptos" w:cs="Aptos"/>
+          <w:sz w:val="24"/>
+          <w:szCs w:val="24"/>
+        </w:rPr>
+        <w:t xml:space="preserve"> Con esto podemos concluir que e</w:t>
+      </w:r>
+      <w:r>
+        <w:rPr>
+          <w:rFonts w:ascii="Aptos" w:eastAsia="Aptos" w:hAnsi="Aptos" w:cs="Aptos"/>
+          <w:sz w:val="24"/>
+          <w:szCs w:val="24"/>
+        </w:rPr>
+        <w:t xml:space="preserve">l modelo </w:t>
+      </w:r>
+      <w:proofErr w:type="spellStart"/>
+      <w:r>
+        <w:rPr>
+          <w:rFonts w:ascii="Aptos" w:eastAsia="Aptos" w:hAnsi="Aptos" w:cs="Aptos"/>
+          <w:sz w:val="24"/>
+          <w:szCs w:val="24"/>
+        </w:rPr>
+        <w:t>KMeans</w:t>
+      </w:r>
+      <w:proofErr w:type="spellEnd"/>
+      <w:r>
+        <w:rPr>
+          <w:rFonts w:ascii="Aptos" w:eastAsia="Aptos" w:hAnsi="Aptos" w:cs="Aptos"/>
+          <w:sz w:val="24"/>
+          <w:szCs w:val="24"/>
+        </w:rPr>
+        <w:t xml:space="preserve"> no logró identificar grupos claramente diferenciados entre pacientes diabéticos y no diabéticos.</w:t>
+      </w:r>
+    </w:p>
+    <w:p>
+      <w:pPr>
+        <w:pStyle w:val="Ttulo4"/>
+        <w:keepNext w:val="0"/>
+        <w:keepLines w:val="0"/>
+        <w:spacing w:before="240" w:after="40" w:line="259" w:lineRule="auto"/>
+        <w:rPr>
+          <w:rFonts w:ascii="Aptos" w:eastAsia="Aptos" w:hAnsi="Aptos" w:cs="Aptos"/>
+          <w:b/>
+          <w:bCs/>
+          <w:color w:val="000000"/>
+          <w:sz w:val="22"/>
+          <w:szCs w:val="22"/>
+        </w:rPr>
+      </w:pPr>
+      <w:bookmarkStart w:id="9" w:name="_gw3l1m94alm2" w:colFirst="0" w:colLast="0"/>
+      <w:bookmarkEnd w:id="9"/>
+      <w:r>
+        <w:rPr>
+          <w:rFonts w:ascii="Aptos" w:eastAsia="Aptos" w:hAnsi="Aptos" w:cs="Aptos"/>
+          <w:b/>
+          <w:bCs/>
+          <w:color w:val="000000"/>
+          <w:sz w:val="22"/>
+          <w:szCs w:val="22"/>
+        </w:rPr>
         <w:t>4.2. Prueba de hipótesis</w:t>
       </w:r>
     </w:p>
@@ -2220,17 +3751,320 @@
         <w:spacing w:before="240" w:after="240" w:line="259" w:lineRule="auto"/>
         <w:rPr>
           <w:rFonts w:ascii="Aptos" w:eastAsia="Aptos" w:hAnsi="Aptos" w:cs="Aptos"/>
-          <w:sz w:val="24"/>
-          <w:szCs w:val="24"/>
-        </w:rPr>
-      </w:pPr>
-      <w:r>
-        <w:rPr>
-          <w:rFonts w:ascii="Aptos" w:eastAsia="Aptos" w:hAnsi="Aptos" w:cs="Aptos"/>
-          <w:sz w:val="24"/>
-          <w:szCs w:val="24"/>
-        </w:rPr>
-        <w:t>-</w:t>
+          <w:b/>
+          <w:bCs/>
+          <w:sz w:val="24"/>
+          <w:szCs w:val="24"/>
+          <w:lang w:val="es-CO"/>
+        </w:rPr>
+      </w:pPr>
+      <w:r>
+        <w:rPr>
+          <w:rFonts w:ascii="Aptos" w:eastAsia="Aptos" w:hAnsi="Aptos" w:cs="Aptos"/>
+          <w:b/>
+          <w:bCs/>
+          <w:sz w:val="24"/>
+          <w:szCs w:val="24"/>
+          <w:lang w:val="es-CO"/>
+        </w:rPr>
+        <w:t>H0</w:t>
+      </w:r>
+    </w:p>
+    <w:p>
+      <w:pPr>
+        <w:spacing w:before="240" w:after="240" w:line="259" w:lineRule="auto"/>
+        <w:rPr>
+          <w:rFonts w:ascii="Aptos" w:eastAsia="Aptos" w:hAnsi="Aptos" w:cs="Aptos"/>
+          <w:sz w:val="24"/>
+          <w:szCs w:val="24"/>
+          <w:lang w:val="es-CO"/>
+        </w:rPr>
+      </w:pPr>
+      <w:r>
+        <w:rPr>
+          <w:rFonts w:ascii="Aptos" w:eastAsia="Aptos" w:hAnsi="Aptos" w:cs="Aptos"/>
+          <w:sz w:val="24"/>
+          <w:szCs w:val="24"/>
+          <w:lang w:val="es-CO"/>
+        </w:rPr>
+        <w:t>Los niveles de glucosa son iguales entre pacientes diabéticos y no diabéticos.</w:t>
+      </w:r>
+    </w:p>
+    <w:p>
+      <w:pPr>
+        <w:spacing w:before="240" w:after="240" w:line="259" w:lineRule="auto"/>
+        <w:rPr>
+          <w:rFonts w:ascii="Aptos" w:eastAsia="Aptos" w:hAnsi="Aptos" w:cs="Aptos"/>
+          <w:b/>
+          <w:bCs/>
+          <w:sz w:val="24"/>
+          <w:szCs w:val="24"/>
+          <w:lang w:val="es-CO"/>
+        </w:rPr>
+      </w:pPr>
+      <w:r>
+        <w:rPr>
+          <w:rFonts w:ascii="Aptos" w:eastAsia="Aptos" w:hAnsi="Aptos" w:cs="Aptos"/>
+          <w:b/>
+          <w:bCs/>
+          <w:sz w:val="24"/>
+          <w:szCs w:val="24"/>
+          <w:lang w:val="es-CO"/>
+        </w:rPr>
+        <w:t>H1</w:t>
+      </w:r>
+    </w:p>
+    <w:p>
+      <w:pPr>
+        <w:spacing w:before="240" w:after="240" w:line="259" w:lineRule="auto"/>
+        <w:rPr>
+          <w:rFonts w:ascii="Aptos" w:eastAsia="Aptos" w:hAnsi="Aptos" w:cs="Aptos"/>
+          <w:sz w:val="24"/>
+          <w:szCs w:val="24"/>
+          <w:lang w:val="es-CO"/>
+        </w:rPr>
+      </w:pPr>
+      <w:r>
+        <w:rPr>
+          <w:rFonts w:ascii="Aptos" w:eastAsia="Aptos" w:hAnsi="Aptos" w:cs="Aptos"/>
+          <w:sz w:val="24"/>
+          <w:szCs w:val="24"/>
+          <w:lang w:val="es-CO"/>
+        </w:rPr>
+        <w:t>Los niveles de glucosa son diferentes.</w:t>
+      </w:r>
+    </w:p>
+    <w:p>
+      <w:pPr>
+        <w:spacing w:before="240" w:after="240" w:line="259" w:lineRule="auto"/>
+        <w:rPr>
+          <w:rFonts w:ascii="Aptos" w:eastAsia="Aptos" w:hAnsi="Aptos" w:cs="Aptos"/>
+          <w:sz w:val="24"/>
+          <w:szCs w:val="24"/>
+          <w:lang w:val="es-CO"/>
+        </w:rPr>
+      </w:pPr>
+      <w:r>
+        <w:rPr>
+          <w:rFonts w:ascii="Aptos" w:eastAsia="Aptos" w:hAnsi="Aptos" w:cs="Aptos"/>
+          <w:sz w:val="24"/>
+          <w:szCs w:val="24"/>
+          <w:lang w:val="es-CO"/>
+        </w:rPr>
+        <w:t xml:space="preserve">Con esta hipótesis en mente, se </w:t>
+      </w:r>
+      <w:r>
+        <w:rPr>
+          <w:rFonts w:ascii="Aptos" w:eastAsia="Aptos" w:hAnsi="Aptos" w:cs="Aptos"/>
+          <w:sz w:val="24"/>
+          <w:szCs w:val="24"/>
+          <w:lang w:val="es-CO"/>
+        </w:rPr>
+        <w:t xml:space="preserve">configuró una prueba de hipótesis por código en el script usando la librería </w:t>
+      </w:r>
+      <w:proofErr w:type="spellStart"/>
+      <w:r>
+        <w:rPr>
+          <w:rFonts w:ascii="Aptos" w:eastAsia="Aptos" w:hAnsi="Aptos" w:cs="Aptos"/>
+          <w:sz w:val="24"/>
+          <w:szCs w:val="24"/>
+          <w:lang w:val="es-CO"/>
+        </w:rPr>
+        <w:t>scipy.stats</w:t>
+      </w:r>
+      <w:proofErr w:type="spellEnd"/>
+      <w:r>
+        <w:rPr>
+          <w:rFonts w:ascii="Aptos" w:eastAsia="Aptos" w:hAnsi="Aptos" w:cs="Aptos"/>
+          <w:sz w:val="24"/>
+          <w:szCs w:val="24"/>
+          <w:lang w:val="es-CO"/>
+        </w:rPr>
+        <w:t xml:space="preserve"> de Python.</w:t>
+      </w:r>
+    </w:p>
+    <w:p>
+      <w:pPr>
+        <w:spacing w:before="240" w:after="240" w:line="259" w:lineRule="auto"/>
+        <w:rPr>
+          <w:rFonts w:ascii="Aptos" w:eastAsia="Aptos" w:hAnsi="Aptos" w:cs="Aptos"/>
+          <w:sz w:val="24"/>
+          <w:szCs w:val="24"/>
+          <w:lang w:val="es-CO"/>
+        </w:rPr>
+      </w:pPr>
+      <w:r>
+        <w:rPr>
+          <w:rFonts w:ascii="Aptos" w:eastAsia="Aptos" w:hAnsi="Aptos" w:cs="Aptos"/>
+          <w:sz w:val="24"/>
+          <w:szCs w:val="24"/>
+          <w:lang w:val="es-CO"/>
+        </w:rPr>
+        <w:t xml:space="preserve">Primero se verificaron los supuestos con </w:t>
+      </w:r>
+      <w:r>
+        <w:rPr>
+          <w:rFonts w:ascii="Aptos" w:eastAsia="Aptos" w:hAnsi="Aptos" w:cs="Aptos"/>
+          <w:sz w:val="24"/>
+          <w:szCs w:val="24"/>
+          <w:lang w:val="es-CO"/>
+        </w:rPr>
+        <w:t>Shapiro-Wilk</w:t>
+      </w:r>
+      <w:r>
+        <w:rPr>
+          <w:rFonts w:ascii="Aptos" w:eastAsia="Aptos" w:hAnsi="Aptos" w:cs="Aptos"/>
+          <w:sz w:val="24"/>
+          <w:szCs w:val="24"/>
+          <w:lang w:val="es-CO"/>
+        </w:rPr>
+        <w:t xml:space="preserve">, obteniendo un valor </w:t>
+      </w:r>
+      <w:r>
+        <w:rPr>
+          <w:rFonts w:ascii="Aptos" w:eastAsia="Aptos" w:hAnsi="Aptos" w:cs="Aptos"/>
+          <w:sz w:val="24"/>
+          <w:szCs w:val="24"/>
+          <w:lang w:val="es-CO"/>
+        </w:rPr>
+        <w:t>p &lt; 0.05</w:t>
+      </w:r>
+      <w:r>
+        <w:rPr>
+          <w:rFonts w:ascii="Aptos" w:eastAsia="Aptos" w:hAnsi="Aptos" w:cs="Aptos"/>
+          <w:sz w:val="24"/>
+          <w:szCs w:val="24"/>
+          <w:lang w:val="es-CO"/>
+        </w:rPr>
+        <w:t>, lo que indica que no hay normalidad.</w:t>
+      </w:r>
+    </w:p>
+    <w:p>
+      <w:pPr>
+        <w:spacing w:before="240" w:after="240" w:line="259" w:lineRule="auto"/>
+        <w:rPr>
+          <w:rFonts w:ascii="Aptos" w:eastAsia="Aptos" w:hAnsi="Aptos" w:cs="Aptos"/>
+          <w:sz w:val="24"/>
+          <w:szCs w:val="24"/>
+        </w:rPr>
+      </w:pPr>
+      <w:r>
+        <w:rPr>
+          <w:rFonts w:ascii="Aptos" w:eastAsia="Aptos" w:hAnsi="Aptos" w:cs="Aptos"/>
+          <w:sz w:val="24"/>
+          <w:szCs w:val="24"/>
+          <w:lang w:val="es-CO"/>
+        </w:rPr>
+        <w:t xml:space="preserve">Luego se utilizó </w:t>
+      </w:r>
+      <w:r>
+        <w:rPr>
+          <w:rFonts w:ascii="Aptos" w:eastAsia="Aptos" w:hAnsi="Aptos" w:cs="Aptos"/>
+          <w:sz w:val="24"/>
+          <w:szCs w:val="24"/>
+          <w:lang w:val="es-CO"/>
+        </w:rPr>
+        <w:t>Levene</w:t>
+      </w:r>
+      <w:r>
+        <w:rPr>
+          <w:rFonts w:ascii="Aptos" w:eastAsia="Aptos" w:hAnsi="Aptos" w:cs="Aptos"/>
+          <w:sz w:val="24"/>
+          <w:szCs w:val="24"/>
+          <w:lang w:val="es-CO"/>
+        </w:rPr>
+        <w:t xml:space="preserve"> para evaluar la </w:t>
+      </w:r>
+      <w:r>
+        <w:rPr>
+          <w:rFonts w:ascii="Aptos" w:eastAsia="Aptos" w:hAnsi="Aptos" w:cs="Aptos"/>
+          <w:sz w:val="24"/>
+          <w:szCs w:val="24"/>
+        </w:rPr>
+        <w:t>homocedasticidad (u homogeneidad de varianzas)</w:t>
+      </w:r>
+      <w:r>
+        <w:rPr>
+          <w:rFonts w:ascii="Aptos" w:eastAsia="Aptos" w:hAnsi="Aptos" w:cs="Aptos"/>
+          <w:sz w:val="24"/>
+          <w:szCs w:val="24"/>
+        </w:rPr>
+        <w:t xml:space="preserve"> que nos dio un valor de </w:t>
+      </w:r>
+      <w:r>
+        <w:rPr>
+          <w:rFonts w:ascii="Aptos" w:eastAsia="Aptos" w:hAnsi="Aptos" w:cs="Aptos"/>
+          <w:sz w:val="24"/>
+          <w:szCs w:val="24"/>
+        </w:rPr>
+        <w:t>p &lt; 0.05</w:t>
+      </w:r>
+      <w:r>
+        <w:rPr>
+          <w:rFonts w:ascii="Aptos" w:eastAsia="Aptos" w:hAnsi="Aptos" w:cs="Aptos"/>
+          <w:sz w:val="24"/>
+          <w:szCs w:val="24"/>
+        </w:rPr>
+        <w:t xml:space="preserve">, lo que indica que </w:t>
+      </w:r>
+      <w:r>
+        <w:rPr>
+          <w:rFonts w:ascii="Aptos" w:eastAsia="Aptos" w:hAnsi="Aptos" w:cs="Aptos"/>
+          <w:sz w:val="24"/>
+          <w:szCs w:val="24"/>
+        </w:rPr>
+        <w:t>no hay igualdad de varianzas.</w:t>
+      </w:r>
+    </w:p>
+    <w:p>
+      <w:pPr>
+        <w:spacing w:before="240" w:after="240" w:line="259" w:lineRule="auto"/>
+        <w:rPr>
+          <w:rFonts w:ascii="Aptos" w:eastAsia="Aptos" w:hAnsi="Aptos" w:cs="Aptos"/>
+          <w:sz w:val="24"/>
+          <w:szCs w:val="24"/>
+          <w:lang w:val="es-CO"/>
+        </w:rPr>
+      </w:pPr>
+      <w:r>
+        <w:rPr>
+          <w:rFonts w:ascii="Aptos" w:eastAsia="Aptos" w:hAnsi="Aptos" w:cs="Aptos"/>
+          <w:sz w:val="24"/>
+          <w:szCs w:val="24"/>
+        </w:rPr>
+        <w:t xml:space="preserve">Por último se aplicó </w:t>
+      </w:r>
+      <w:r>
+        <w:rPr>
+          <w:rFonts w:ascii="Aptos" w:eastAsia="Aptos" w:hAnsi="Aptos" w:cs="Aptos"/>
+          <w:sz w:val="24"/>
+          <w:szCs w:val="24"/>
+        </w:rPr>
+        <w:t>Mann-Whitney U</w:t>
+      </w:r>
+      <w:r>
+        <w:rPr>
+          <w:rFonts w:ascii="Aptos" w:eastAsia="Aptos" w:hAnsi="Aptos" w:cs="Aptos"/>
+          <w:sz w:val="24"/>
+          <w:szCs w:val="24"/>
+        </w:rPr>
+        <w:t xml:space="preserve">, una prueba no paramétrica que nos arrojó el mismo resultado, </w:t>
+      </w:r>
+      <w:r>
+        <w:rPr>
+          <w:rFonts w:ascii="Aptos" w:eastAsia="Aptos" w:hAnsi="Aptos" w:cs="Aptos"/>
+          <w:sz w:val="24"/>
+          <w:szCs w:val="24"/>
+        </w:rPr>
+        <w:t>p &lt; 0.05</w:t>
+      </w:r>
+      <w:r>
+        <w:rPr>
+          <w:rFonts w:ascii="Aptos" w:eastAsia="Aptos" w:hAnsi="Aptos" w:cs="Aptos"/>
+          <w:sz w:val="24"/>
+          <w:szCs w:val="24"/>
+        </w:rPr>
+        <w:t xml:space="preserve">. </w:t>
       </w:r>
     </w:p>
     <w:p>
@@ -2243,8 +4077,92 @@
         </w:rPr>
       </w:pPr>
       <w:r>
-        <w:br w:type="page"/>
-      </w:r>
+        <w:rPr>
+          <w:rFonts w:ascii="Aptos" w:eastAsia="Aptos" w:hAnsi="Aptos" w:cs="Aptos"/>
+          <w:sz w:val="24"/>
+          <w:szCs w:val="24"/>
+        </w:rPr>
+        <w:drawing>
+          <wp:inline distT="0" distB="0" distL="0" distR="0" wp14:anchorId="72CFD193" wp14:editId="29A7DCEE">
+            <wp:extent cx="3248478" cy="990738"/>
+            <wp:effectExtent l="0" t="0" r="9525" b="0"/>
+            <wp:docPr id="1001086525" name="Imagen 1"/>
+            <wp:cNvGraphicFramePr>
+              <a:graphicFrameLocks xmlns:a="http://schemas.openxmlformats.org/drawingml/2006/main" noChangeAspect="1"/>
+            </wp:cNvGraphicFramePr>
+            <a:graphic xmlns:a="http://schemas.openxmlformats.org/drawingml/2006/main">
+              <a:graphicData uri="http://schemas.openxmlformats.org/drawingml/2006/picture">
+                <pic:pic xmlns:pic="http://schemas.openxmlformats.org/drawingml/2006/picture">
+                  <pic:nvPicPr>
+                    <pic:cNvPr id="1001086525" name=""/>
+                    <pic:cNvPicPr/>
+                  </pic:nvPicPr>
+                  <pic:blipFill>
+                    <a:blip r:embed="rId17"/>
+                    <a:stretch>
+                      <a:fillRect/>
+                    </a:stretch>
+                  </pic:blipFill>
+                  <pic:spPr>
+                    <a:xfrm>
+                      <a:off x="0" y="0"/>
+                      <a:ext cx="3248478" cy="990738"/>
+                    </a:xfrm>
+                    <a:prstGeom prst="rect">
+                      <a:avLst/>
+                    </a:prstGeom>
+                  </pic:spPr>
+                </pic:pic>
+              </a:graphicData>
+            </a:graphic>
+          </wp:inline>
+        </w:drawing>
+      </w:r>
+    </w:p>
+    <w:p>
+      <w:pPr>
+        <w:spacing w:after="160" w:line="259" w:lineRule="auto"/>
+        <w:rPr>
+          <w:rFonts w:ascii="Aptos" w:eastAsia="Aptos" w:hAnsi="Aptos" w:cs="Aptos"/>
+          <w:sz w:val="24"/>
+          <w:szCs w:val="24"/>
+        </w:rPr>
+      </w:pPr>
+      <w:r>
+        <w:rPr>
+          <w:rFonts w:ascii="Aptos" w:eastAsia="Aptos" w:hAnsi="Aptos" w:cs="Aptos"/>
+          <w:sz w:val="24"/>
+          <w:szCs w:val="24"/>
+        </w:rPr>
+        <w:t>Con estos resultados podemos concluir que e</w:t>
+      </w:r>
+      <w:r>
+        <w:rPr>
+          <w:rFonts w:ascii="Aptos" w:eastAsia="Aptos" w:hAnsi="Aptos" w:cs="Aptos"/>
+          <w:sz w:val="24"/>
+          <w:szCs w:val="24"/>
+        </w:rPr>
+        <w:t>xiste diferencia estadísticamente significativa en glucosa entre ambos grupos.</w:t>
+      </w:r>
+      <w:r>
+        <w:rPr>
+          <w:rFonts w:ascii="Aptos" w:eastAsia="Aptos" w:hAnsi="Aptos" w:cs="Aptos"/>
+          <w:sz w:val="24"/>
+          <w:szCs w:val="24"/>
+        </w:rPr>
+        <w:t xml:space="preserve"> Por lo tanto se rechaza nuestra H0 y se acepta nuestro H1.</w:t>
+      </w:r>
+    </w:p>
+    <w:p>
+      <w:pPr>
+        <w:spacing w:after="160" w:line="259" w:lineRule="auto"/>
+        <w:rPr>
+          <w:rFonts w:ascii="Aptos" w:eastAsia="Aptos" w:hAnsi="Aptos" w:cs="Aptos"/>
+          <w:sz w:val="24"/>
+          <w:szCs w:val="24"/>
+          <w:lang w:val="es-CO"/>
+        </w:rPr>
+      </w:pPr>
     </w:p>
     <w:p>
       <w:pPr>
@@ -2272,7 +4190,6 @@
           <w:sz w:val="26"/>
           <w:szCs w:val="26"/>
         </w:rPr>
-        <w:lastRenderedPageBreak/>
         <w:t>5. Representación de los resultados</w:t>
       </w:r>
     </w:p>
@@ -2300,7 +4217,25 @@
           <w:sz w:val="24"/>
           <w:szCs w:val="24"/>
         </w:rPr>
-        <w:t>Histogramas y boxplots antes/después de limpieza.</w:t>
+        <w:t xml:space="preserve">Histogramas y </w:t>
+      </w:r>
+      <w:proofErr w:type="spellStart"/>
+      <w:r>
+        <w:rPr>
+          <w:rFonts w:ascii="Aptos" w:eastAsia="Aptos" w:hAnsi="Aptos" w:cs="Aptos"/>
+          <w:sz w:val="24"/>
+          <w:szCs w:val="24"/>
+        </w:rPr>
+        <w:t>boxplots</w:t>
+      </w:r>
+      <w:proofErr w:type="spellEnd"/>
+      <w:r>
+        <w:rPr>
+          <w:rFonts w:ascii="Aptos" w:eastAsia="Aptos" w:hAnsi="Aptos" w:cs="Aptos"/>
+          <w:sz w:val="24"/>
+          <w:szCs w:val="24"/>
+        </w:rPr>
+        <w:t xml:space="preserve"> antes/después de limpieza.</w:t>
       </w:r>
     </w:p>
     <w:p>
@@ -2366,7 +4301,25 @@
           <w:sz w:val="24"/>
           <w:szCs w:val="24"/>
         </w:rPr>
-        <w:t>Visualización de clusters.</w:t>
+        <w:t xml:space="preserve">Visualización de </w:t>
+      </w:r>
+      <w:proofErr w:type="gramStart"/>
+      <w:r>
+        <w:rPr>
+          <w:rFonts w:ascii="Aptos" w:eastAsia="Aptos" w:hAnsi="Aptos" w:cs="Aptos"/>
+          <w:sz w:val="24"/>
+          <w:szCs w:val="24"/>
+        </w:rPr>
+        <w:t>clusters</w:t>
+      </w:r>
+      <w:proofErr w:type="gramEnd"/>
+      <w:r>
+        <w:rPr>
+          <w:rFonts w:ascii="Aptos" w:eastAsia="Aptos" w:hAnsi="Aptos" w:cs="Aptos"/>
+          <w:sz w:val="24"/>
+          <w:szCs w:val="24"/>
+        </w:rPr>
+        <w:t>.</w:t>
       </w:r>
     </w:p>
     <w:p>
@@ -2388,6 +4341,7 @@
           <w:sz w:val="24"/>
           <w:szCs w:val="24"/>
         </w:rPr>
+        <w:lastRenderedPageBreak/>
         <w:t>Curva ROC.</w:t>
       </w:r>
     </w:p>
@@ -3450,6 +5404,19 @@
       <w:tblStyleColBandSize w:val="1"/>
     </w:tblPr>
   </w:style>
+  <w:style w:type="paragraph" w:styleId="NormalWeb">
+    <w:name w:val="Normal (Web)"/>
+    <w:basedOn w:val="Normal"/>
+    <w:uiPriority w:val="99"/>
+    <w:semiHidden/>
+    <w:unhideWhenUsed/>
+    <w:rsid w:val="00C87457"/>
+    <w:rPr>
+      <w:rFonts w:ascii="Times New Roman" w:hAnsi="Times New Roman" w:cs="Times New Roman"/>
+      <w:sz w:val="24"/>
+      <w:szCs w:val="24"/>
+    </w:rPr>
+  </w:style>
 </w:styles>
 </file>
 
